--- a/plans/9th Grade Technology/9th Grade Monthly Planning/1st Trimester/9° Technology - April.docx
+++ b/plans/9th Grade Technology/9th Grade Monthly Planning/1st Trimester/9° Technology - April.docx
@@ -4,7 +4,7 @@
   <w:body>
     <w:p>
       <w:pPr>
-        <w:spacing w:line="360" w:lineRule="auto"/>
+        <w:spacing w:line="360" w:lineRule="auto" w:before="0" w:after="0"/>
         <w:jc w:val="center"/>
         <w:rPr>
           <w:b/>
@@ -15,67 +15,18 @@
       </w:pPr>
       <w:r>
         <w:rPr>
+          <w:rFonts w:ascii="Arial" w:hAnsi="Arial" w:eastAsia="Arial" w:cs="Arial"/>
           <w:b/>
+          <w:i w:val="0"/>
           <w:sz w:val="24"/>
-          <w:szCs w:val="24"/>
-          <w:lang w:val="es-PA"/>
+          <w:u w:val="none"/>
         </w:rPr>
         <w:t>MINISTERIO DE EDUCACIÓN DE PANAMÁ</w:t>
       </w:r>
-      <w:r>
-        <w:rPr>
-          <w:noProof/>
-          <w:sz w:val="24"/>
-          <w:szCs w:val="24"/>
-        </w:rPr>
-        <w:drawing>
-          <wp:anchor distT="114300" distB="114300" distL="114300" distR="114300" simplePos="0" relativeHeight="251659264" behindDoc="0" locked="0" layoutInCell="1" hidden="0" allowOverlap="1" wp14:anchorId="55040CBA" wp14:editId="4BC7CD8F">
-            <wp:simplePos x="0" y="0"/>
-            <wp:positionH relativeFrom="column">
-              <wp:posOffset>-33020</wp:posOffset>
-            </wp:positionH>
-            <wp:positionV relativeFrom="paragraph">
-              <wp:posOffset>10795</wp:posOffset>
-            </wp:positionV>
-            <wp:extent cx="624840" cy="693420"/>
-            <wp:effectExtent l="0" t="0" r="3810" b="0"/>
-            <wp:wrapNone/>
-            <wp:docPr id="6" name="image1.png" descr="A logo for a science academy&#10;&#10;AI-generated content may be incorrect."/>
-            <wp:cNvGraphicFramePr/>
-            <a:graphic xmlns:a="http://schemas.openxmlformats.org/drawingml/2006/main">
-              <a:graphicData uri="http://schemas.openxmlformats.org/drawingml/2006/picture">
-                <pic:pic xmlns:pic="http://schemas.openxmlformats.org/drawingml/2006/picture">
-                  <pic:nvPicPr>
-                    <pic:cNvPr id="6" name="image1.png" descr="A logo for a science academy&#10;&#10;AI-generated content may be incorrect."/>
-                    <pic:cNvPicPr preferRelativeResize="0"/>
-                  </pic:nvPicPr>
-                  <pic:blipFill>
-                    <a:blip r:embed="rId6"/>
-                    <a:srcRect/>
-                    <a:stretch>
-                      <a:fillRect/>
-                    </a:stretch>
-                  </pic:blipFill>
-                  <pic:spPr>
-                    <a:xfrm>
-                      <a:off x="0" y="0"/>
-                      <a:ext cx="624840" cy="693420"/>
-                    </a:xfrm>
-                    <a:prstGeom prst="rect">
-                      <a:avLst/>
-                    </a:prstGeom>
-                    <a:ln/>
-                  </pic:spPr>
-                </pic:pic>
-              </a:graphicData>
-            </a:graphic>
-          </wp:anchor>
-        </w:drawing>
-      </w:r>
     </w:p>
     <w:p>
       <w:pPr>
-        <w:spacing w:line="360" w:lineRule="auto"/>
+        <w:spacing w:line="360" w:lineRule="auto" w:before="0" w:after="0"/>
         <w:jc w:val="center"/>
         <w:rPr>
           <w:b/>
@@ -85,16 +36,18 @@
       </w:pPr>
       <w:r>
         <w:rPr>
+          <w:rFonts w:ascii="Arial" w:hAnsi="Arial" w:eastAsia="Arial" w:cs="Arial"/>
           <w:b/>
+          <w:i w:val="0"/>
           <w:sz w:val="24"/>
-          <w:szCs w:val="24"/>
+          <w:u w:val="none"/>
         </w:rPr>
         <w:t>ACADEMIA INTERNACIONAL DAVID</w:t>
       </w:r>
     </w:p>
     <w:p>
       <w:pPr>
-        <w:spacing w:line="360" w:lineRule="auto"/>
+        <w:spacing w:line="360" w:lineRule="auto" w:before="0" w:after="0"/>
         <w:jc w:val="center"/>
         <w:rPr>
           <w:b/>
@@ -104,16 +57,18 @@
       </w:pPr>
       <w:r>
         <w:rPr>
+          <w:rFonts w:ascii="Arial" w:hAnsi="Arial" w:eastAsia="Arial" w:cs="Arial"/>
           <w:b/>
+          <w:i w:val="0"/>
           <w:sz w:val="24"/>
-          <w:szCs w:val="24"/>
+          <w:u w:val="none"/>
         </w:rPr>
-        <w:t xml:space="preserve">WEEKLY/MONTHLY PLAN </w:t>
+        <w:t>WEEKLY/MONTHLY PLAN</w:t>
       </w:r>
     </w:p>
     <w:p>
       <w:pPr>
-        <w:spacing w:line="360" w:lineRule="auto"/>
+        <w:spacing w:line="360" w:lineRule="auto" w:before="0" w:after="0"/>
         <w:jc w:val="center"/>
         <w:rPr>
           <w:b/>
@@ -124,17 +79,18 @@
       </w:pPr>
       <w:r>
         <w:rPr>
+          <w:rFonts w:ascii="Arial" w:hAnsi="Arial" w:eastAsia="Arial" w:cs="Arial"/>
           <w:b/>
-          <w:bCs/>
+          <w:i w:val="0"/>
           <w:sz w:val="24"/>
-          <w:szCs w:val="24"/>
+          <w:u w:val="none"/>
         </w:rPr>
         <w:t>MONTH: APRIL</w:t>
       </w:r>
     </w:p>
     <w:p>
       <w:pPr>
-        <w:spacing w:line="360" w:lineRule="auto"/>
+        <w:spacing w:line="360" w:lineRule="auto" w:before="0" w:after="0"/>
         <w:jc w:val="center"/>
         <w:rPr>
           <w:b/>
@@ -145,21 +101,13 @@
       </w:pPr>
       <w:r>
         <w:rPr>
+          <w:rFonts w:ascii="Arial" w:hAnsi="Arial" w:eastAsia="Arial" w:cs="Arial"/>
           <w:b/>
-          <w:bCs/>
+          <w:i w:val="0"/>
           <w:sz w:val="24"/>
-          <w:szCs w:val="24"/>
+          <w:u w:val="none"/>
         </w:rPr>
-        <w:t xml:space="preserve">WEEKS: </w:t>
-      </w:r>
-      <w:r>
-        <w:rPr>
-          <w:b/>
-          <w:bCs/>
-          <w:sz w:val="24"/>
-          <w:szCs w:val="24"/>
-        </w:rPr>
-        <w:t>4</w:t>
+        <w:t>WEEKS: 4</w:t>
       </w:r>
     </w:p>
     <w:tbl>
@@ -184,22 +132,28 @@
           </w:tcPr>
           <w:p>
             <w:pPr>
-              <w:spacing w:line="360" w:lineRule="auto"/>
-              <w:rPr>
+              <w:spacing w:line="360" w:lineRule="auto" w:before="0" w:after="0"/>
+            </w:pPr>
+            <w:r/>
+            <w:r>
+              <w:rPr>
+                <w:rFonts w:ascii="Arial" w:hAnsi="Arial" w:eastAsia="Arial" w:cs="Arial"/>
                 <w:b/>
-                <w:bCs/>
-                <w:sz w:val="24"/>
-                <w:szCs w:val="24"/>
-              </w:rPr>
-            </w:pPr>
-            <w:r>
-              <w:rPr>
-                <w:b/>
-                <w:bCs/>
-                <w:sz w:val="24"/>
-                <w:szCs w:val="24"/>
-              </w:rPr>
-              <w:t>Subject: Technology</w:t>
+                <w:i w:val="0"/>
+                <w:sz w:val="24"/>
+                <w:u w:val="none"/>
+              </w:rPr>
+              <w:t>Subject:</w:t>
+            </w:r>
+            <w:r>
+              <w:rPr>
+                <w:rFonts w:ascii="Arial" w:hAnsi="Arial" w:eastAsia="Arial" w:cs="Arial"/>
+                <w:b w:val="0"/>
+                <w:i w:val="0"/>
+                <w:sz w:val="24"/>
+                <w:u w:val="none"/>
+              </w:rPr>
+              <w:t xml:space="preserve"> Technology</w:t>
             </w:r>
           </w:p>
         </w:tc>
@@ -209,22 +163,28 @@
           </w:tcPr>
           <w:p>
             <w:pPr>
-              <w:spacing w:line="360" w:lineRule="auto"/>
-              <w:rPr>
+              <w:spacing w:line="360" w:lineRule="auto" w:before="0" w:after="0"/>
+            </w:pPr>
+            <w:r/>
+            <w:r>
+              <w:rPr>
+                <w:rFonts w:ascii="Arial" w:hAnsi="Arial" w:eastAsia="Arial" w:cs="Arial"/>
                 <w:b/>
-                <w:bCs/>
-                <w:sz w:val="24"/>
-                <w:szCs w:val="24"/>
-              </w:rPr>
-            </w:pPr>
-            <w:r>
-              <w:rPr>
-                <w:b/>
-                <w:bCs/>
-                <w:sz w:val="24"/>
-                <w:szCs w:val="24"/>
-              </w:rPr>
-              <w:t>Teacher: Porfirio Rios</w:t>
+                <w:i w:val="0"/>
+                <w:sz w:val="24"/>
+                <w:u w:val="none"/>
+              </w:rPr>
+              <w:t>Teacher:</w:t>
+            </w:r>
+            <w:r>
+              <w:rPr>
+                <w:rFonts w:ascii="Arial" w:hAnsi="Arial" w:eastAsia="Arial" w:cs="Arial"/>
+                <w:b w:val="0"/>
+                <w:i w:val="0"/>
+                <w:sz w:val="24"/>
+                <w:u w:val="none"/>
+              </w:rPr>
+              <w:t xml:space="preserve"> Porfirio Rios</w:t>
             </w:r>
           </w:p>
         </w:tc>
@@ -234,22 +194,28 @@
           </w:tcPr>
           <w:p>
             <w:pPr>
-              <w:spacing w:line="360" w:lineRule="auto"/>
-              <w:rPr>
+              <w:spacing w:line="360" w:lineRule="auto" w:before="0" w:after="0"/>
+            </w:pPr>
+            <w:r/>
+            <w:r>
+              <w:rPr>
+                <w:rFonts w:ascii="Arial" w:hAnsi="Arial" w:eastAsia="Arial" w:cs="Arial"/>
                 <w:b/>
-                <w:bCs/>
-                <w:sz w:val="24"/>
-                <w:szCs w:val="24"/>
-              </w:rPr>
-            </w:pPr>
-            <w:r>
-              <w:rPr>
-                <w:b/>
-                <w:bCs/>
-                <w:sz w:val="24"/>
-                <w:szCs w:val="24"/>
-              </w:rPr>
-              <w:t>Grade: 9th</w:t>
+                <w:i w:val="0"/>
+                <w:sz w:val="24"/>
+                <w:u w:val="none"/>
+              </w:rPr>
+              <w:t>Grade:</w:t>
+            </w:r>
+            <w:r>
+              <w:rPr>
+                <w:rFonts w:ascii="Arial" w:hAnsi="Arial" w:eastAsia="Arial" w:cs="Arial"/>
+                <w:b w:val="0"/>
+                <w:i w:val="0"/>
+                <w:sz w:val="24"/>
+                <w:u w:val="none"/>
+              </w:rPr>
+              <w:t xml:space="preserve"> 9th</w:t>
             </w:r>
           </w:p>
         </w:tc>
@@ -259,22 +225,28 @@
           </w:tcPr>
           <w:p>
             <w:pPr>
-              <w:spacing w:line="360" w:lineRule="auto"/>
-              <w:rPr>
+              <w:spacing w:line="360" w:lineRule="auto" w:before="0" w:after="0"/>
+            </w:pPr>
+            <w:r/>
+            <w:r>
+              <w:rPr>
+                <w:rFonts w:ascii="Arial" w:hAnsi="Arial" w:eastAsia="Arial" w:cs="Arial"/>
                 <w:b/>
-                <w:bCs/>
-                <w:sz w:val="24"/>
-                <w:szCs w:val="24"/>
-              </w:rPr>
-            </w:pPr>
-            <w:r>
-              <w:rPr>
-                <w:b/>
-                <w:bCs/>
-                <w:sz w:val="24"/>
-                <w:szCs w:val="24"/>
-              </w:rPr>
-              <w:t>Trimester:1st</w:t>
+                <w:i w:val="0"/>
+                <w:sz w:val="24"/>
+                <w:u w:val="none"/>
+              </w:rPr>
+              <w:t>Trimester:</w:t>
+            </w:r>
+            <w:r>
+              <w:rPr>
+                <w:rFonts w:ascii="Arial" w:hAnsi="Arial" w:eastAsia="Arial" w:cs="Arial"/>
+                <w:b w:val="0"/>
+                <w:i w:val="0"/>
+                <w:sz w:val="24"/>
+                <w:u w:val="none"/>
+              </w:rPr>
+              <w:t xml:space="preserve"> 1st</w:t>
             </w:r>
           </w:p>
         </w:tc>
@@ -284,22 +256,28 @@
           </w:tcPr>
           <w:p>
             <w:pPr>
-              <w:spacing w:line="360" w:lineRule="auto"/>
-              <w:rPr>
+              <w:spacing w:line="360" w:lineRule="auto" w:before="0" w:after="0"/>
+            </w:pPr>
+            <w:r/>
+            <w:r>
+              <w:rPr>
+                <w:rFonts w:ascii="Arial" w:hAnsi="Arial" w:eastAsia="Arial" w:cs="Arial"/>
                 <w:b/>
-                <w:bCs/>
-                <w:sz w:val="24"/>
-                <w:szCs w:val="24"/>
-              </w:rPr>
-            </w:pPr>
-            <w:r>
-              <w:rPr>
-                <w:b/>
-                <w:bCs/>
-                <w:sz w:val="24"/>
-                <w:szCs w:val="24"/>
-              </w:rPr>
-              <w:t>Year: 2026</w:t>
+                <w:i w:val="0"/>
+                <w:sz w:val="24"/>
+                <w:u w:val="none"/>
+              </w:rPr>
+              <w:t>Year:</w:t>
+            </w:r>
+            <w:r>
+              <w:rPr>
+                <w:rFonts w:ascii="Arial" w:hAnsi="Arial" w:eastAsia="Arial" w:cs="Arial"/>
+                <w:b w:val="0"/>
+                <w:i w:val="0"/>
+                <w:sz w:val="24"/>
+                <w:u w:val="none"/>
+              </w:rPr>
+              <w:t xml:space="preserve"> 2026</w:t>
             </w:r>
           </w:p>
         </w:tc>
@@ -309,22 +287,28 @@
           </w:tcPr>
           <w:p>
             <w:pPr>
-              <w:spacing w:line="360" w:lineRule="auto"/>
-              <w:rPr>
+              <w:spacing w:line="360" w:lineRule="auto" w:before="0" w:after="0"/>
+            </w:pPr>
+            <w:r/>
+            <w:r>
+              <w:rPr>
+                <w:rFonts w:ascii="Arial" w:hAnsi="Arial" w:eastAsia="Arial" w:cs="Arial"/>
                 <w:b/>
-                <w:bCs/>
-                <w:sz w:val="24"/>
-                <w:szCs w:val="24"/>
-              </w:rPr>
-            </w:pPr>
-            <w:r>
-              <w:rPr>
-                <w:b/>
-                <w:bCs/>
-                <w:sz w:val="24"/>
-                <w:szCs w:val="24"/>
-              </w:rPr>
-              <w:t>Weekly Hours: 3</w:t>
+                <w:i w:val="0"/>
+                <w:sz w:val="24"/>
+                <w:u w:val="none"/>
+              </w:rPr>
+              <w:t>Weekly Hours:</w:t>
+            </w:r>
+            <w:r>
+              <w:rPr>
+                <w:rFonts w:ascii="Arial" w:hAnsi="Arial" w:eastAsia="Arial" w:cs="Arial"/>
+                <w:b w:val="0"/>
+                <w:i w:val="0"/>
+                <w:sz w:val="24"/>
+                <w:u w:val="none"/>
+              </w:rPr>
+              <w:t xml:space="preserve"> 3</w:t>
             </w:r>
           </w:p>
         </w:tc>
@@ -337,66 +321,60 @@
           </w:tcPr>
           <w:p>
             <w:pPr>
-              <w:spacing w:line="480" w:lineRule="auto"/>
-              <w:rPr>
-                <w:sz w:val="24"/>
-                <w:szCs w:val="24"/>
-              </w:rPr>
-            </w:pPr>
-            <w:r>
-              <w:rPr>
+              <w:spacing w:line="480" w:lineRule="auto" w:before="0" w:after="0"/>
+            </w:pPr>
+            <w:r>
+              <w:rPr>
+                <w:rFonts w:ascii="Arial" w:hAnsi="Arial" w:eastAsia="Arial" w:cs="Arial"/>
                 <w:b/>
-                <w:bCs/>
-                <w:sz w:val="24"/>
-                <w:szCs w:val="24"/>
+                <w:i w:val="0"/>
+                <w:sz w:val="24"/>
+                <w:u w:val="none"/>
               </w:rPr>
               <w:t>Competences:</w:t>
             </w:r>
           </w:p>
           <w:p>
             <w:pPr>
-              <w:spacing w:line="480" w:lineRule="auto"/>
-              <w:rPr>
-                <w:sz w:val="24"/>
-                <w:szCs w:val="24"/>
-              </w:rPr>
-            </w:pPr>
-            <w:r>
-              <w:rPr>
-                <w:sz w:val="24"/>
-                <w:szCs w:val="24"/>
+              <w:spacing w:line="480" w:lineRule="auto" w:before="0" w:after="0"/>
+            </w:pPr>
+            <w:r>
+              <w:rPr>
+                <w:rFonts w:ascii="Arial" w:hAnsi="Arial" w:eastAsia="Arial" w:cs="Arial"/>
+                <w:b w:val="0"/>
+                <w:i w:val="0"/>
+                <w:sz w:val="24"/>
+                <w:u w:val="none"/>
               </w:rPr>
               <w:t>Design and justify Arduino/Freenove input-output behaviors using button states, sensor data, thresholds, and state logic.</w:t>
             </w:r>
           </w:p>
           <w:p>
             <w:pPr>
-              <w:spacing w:line="480" w:lineRule="auto"/>
-              <w:rPr>
-                <w:sz w:val="24"/>
-                <w:szCs w:val="24"/>
-              </w:rPr>
-            </w:pPr>
-            <w:r>
-              <w:rPr>
-                <w:sz w:val="24"/>
-                <w:szCs w:val="24"/>
+              <w:spacing w:line="480" w:lineRule="auto" w:before="0" w:after="0"/>
+            </w:pPr>
+            <w:r>
+              <w:rPr>
+                <w:rFonts w:ascii="Arial" w:hAnsi="Arial" w:eastAsia="Arial" w:cs="Arial"/>
+                <w:b w:val="0"/>
+                <w:i w:val="0"/>
+                <w:sz w:val="24"/>
+                <w:u w:val="none"/>
               </w:rPr>
               <w:t>Use Serial Monitor readings as evidence to choose thresholds, debug behavior, and explain system responses.</w:t>
             </w:r>
           </w:p>
           <w:p>
             <w:pPr>
-              <w:spacing w:line="480" w:lineRule="auto"/>
-              <w:rPr>
-                <w:sz w:val="24"/>
-                <w:szCs w:val="24"/>
-              </w:rPr>
-            </w:pPr>
-            <w:r>
-              <w:rPr>
-                <w:sz w:val="24"/>
-                <w:szCs w:val="24"/>
+              <w:spacing w:line="480" w:lineRule="auto" w:before="0" w:after="0"/>
+            </w:pPr>
+            <w:r>
+              <w:rPr>
+                <w:rFonts w:ascii="Arial" w:hAnsi="Arial" w:eastAsia="Arial" w:cs="Arial"/>
+                <w:b w:val="0"/>
+                <w:i w:val="0"/>
+                <w:sz w:val="24"/>
+                <w:u w:val="none"/>
               </w:rPr>
               <w:t>Improve input-output prototypes by comparing expected results, actual results, wiring, code, readings, and test evidence.</w:t>
             </w:r>
@@ -411,66 +389,60 @@
           </w:tcPr>
           <w:p>
             <w:pPr>
-              <w:spacing w:line="480" w:lineRule="auto"/>
-              <w:rPr>
-                <w:sz w:val="24"/>
-                <w:szCs w:val="24"/>
-              </w:rPr>
-            </w:pPr>
-            <w:r>
-              <w:rPr>
+              <w:spacing w:line="480" w:lineRule="auto" w:before="0" w:after="0"/>
+            </w:pPr>
+            <w:r>
+              <w:rPr>
+                <w:rFonts w:ascii="Arial" w:hAnsi="Arial" w:eastAsia="Arial" w:cs="Arial"/>
                 <w:b/>
-                <w:bCs/>
-                <w:sz w:val="24"/>
-                <w:szCs w:val="24"/>
+                <w:i w:val="0"/>
+                <w:sz w:val="24"/>
+                <w:u w:val="none"/>
               </w:rPr>
               <w:t>Learning Objectives:</w:t>
             </w:r>
           </w:p>
           <w:p>
             <w:pPr>
-              <w:spacing w:line="480" w:lineRule="auto"/>
-              <w:rPr>
-                <w:sz w:val="24"/>
-                <w:szCs w:val="24"/>
-              </w:rPr>
-            </w:pPr>
-            <w:r>
-              <w:rPr>
-                <w:sz w:val="24"/>
-                <w:szCs w:val="24"/>
+              <w:spacing w:line="480" w:lineRule="auto" w:before="0" w:after="0"/>
+            </w:pPr>
+            <w:r>
+              <w:rPr>
+                <w:rFonts w:ascii="Arial" w:hAnsi="Arial" w:eastAsia="Arial" w:cs="Arial"/>
+                <w:b w:val="0"/>
+                <w:i w:val="0"/>
+                <w:sz w:val="24"/>
+                <w:u w:val="none"/>
               </w:rPr>
               <w:t>Program and revise button and sensor responses using pressed/released states, analog readings, threshold rules, and state changes.</w:t>
             </w:r>
           </w:p>
           <w:p>
             <w:pPr>
-              <w:spacing w:line="480" w:lineRule="auto"/>
-              <w:rPr>
-                <w:sz w:val="24"/>
-                <w:szCs w:val="24"/>
-              </w:rPr>
-            </w:pPr>
-            <w:r>
-              <w:rPr>
-                <w:sz w:val="24"/>
-                <w:szCs w:val="24"/>
+              <w:spacing w:line="480" w:lineRule="auto" w:before="0" w:after="0"/>
+            </w:pPr>
+            <w:r>
+              <w:rPr>
+                <w:rFonts w:ascii="Arial" w:hAnsi="Arial" w:eastAsia="Arial" w:cs="Arial"/>
+                <w:b w:val="0"/>
+                <w:i w:val="0"/>
+                <w:sz w:val="24"/>
+                <w:u w:val="none"/>
               </w:rPr>
               <w:t>Use Serial Monitor data to support debugging choices and justify why a selected threshold is reliable.</w:t>
             </w:r>
           </w:p>
           <w:p>
             <w:pPr>
-              <w:spacing w:line="480" w:lineRule="auto"/>
-              <w:rPr>
-                <w:sz w:val="24"/>
-                <w:szCs w:val="24"/>
-              </w:rPr>
-            </w:pPr>
-            <w:r>
-              <w:rPr>
-                <w:sz w:val="24"/>
-                <w:szCs w:val="24"/>
+              <w:spacing w:line="480" w:lineRule="auto" w:before="0" w:after="0"/>
+            </w:pPr>
+            <w:r>
+              <w:rPr>
+                <w:rFonts w:ascii="Arial" w:hAnsi="Arial" w:eastAsia="Arial" w:cs="Arial"/>
+                <w:b w:val="0"/>
+                <w:i w:val="0"/>
+                <w:sz w:val="24"/>
+                <w:u w:val="none"/>
               </w:rPr>
               <w:t>Combine one input with multiple outputs in a controlled prototype supported by a state chart and test evidence.</w:t>
             </w:r>
@@ -488,66 +460,60 @@
           </w:tcPr>
           <w:p>
             <w:pPr>
-              <w:spacing w:line="480" w:lineRule="auto"/>
-              <w:rPr>
-                <w:sz w:val="24"/>
-                <w:szCs w:val="24"/>
-              </w:rPr>
-            </w:pPr>
-            <w:r>
-              <w:rPr>
+              <w:spacing w:line="480" w:lineRule="auto" w:before="0" w:after="0"/>
+            </w:pPr>
+            <w:r>
+              <w:rPr>
+                <w:rFonts w:ascii="Arial" w:hAnsi="Arial" w:eastAsia="Arial" w:cs="Arial"/>
                 <w:b/>
-                <w:bCs/>
-                <w:sz w:val="24"/>
-                <w:szCs w:val="24"/>
+                <w:i w:val="0"/>
+                <w:sz w:val="24"/>
+                <w:u w:val="none"/>
               </w:rPr>
               <w:t>Learning Outcomes:</w:t>
             </w:r>
           </w:p>
           <w:p>
             <w:pPr>
-              <w:spacing w:line="480" w:lineRule="auto"/>
-              <w:rPr>
-                <w:sz w:val="24"/>
-                <w:szCs w:val="24"/>
-              </w:rPr>
-            </w:pPr>
-            <w:r>
-              <w:rPr>
-                <w:sz w:val="24"/>
-                <w:szCs w:val="24"/>
+              <w:spacing w:line="480" w:lineRule="auto" w:before="0" w:after="0"/>
+            </w:pPr>
+            <w:r>
+              <w:rPr>
+                <w:rFonts w:ascii="Arial" w:hAnsi="Arial" w:eastAsia="Arial" w:cs="Arial"/>
+                <w:b w:val="0"/>
+                <w:i w:val="0"/>
+                <w:sz w:val="24"/>
+                <w:u w:val="none"/>
               </w:rPr>
               <w:t>Complete a button-input practical check with labeled evidence, state explanation, and test notes.</w:t>
             </w:r>
           </w:p>
           <w:p>
             <w:pPr>
-              <w:spacing w:line="480" w:lineRule="auto"/>
-              <w:rPr>
-                <w:sz w:val="24"/>
-                <w:szCs w:val="24"/>
-              </w:rPr>
-            </w:pPr>
-            <w:r>
-              <w:rPr>
-                <w:sz w:val="24"/>
-                <w:szCs w:val="24"/>
+              <w:spacing w:line="480" w:lineRule="auto" w:before="0" w:after="0"/>
+            </w:pPr>
+            <w:r>
+              <w:rPr>
+                <w:rFonts w:ascii="Arial" w:hAnsi="Arial" w:eastAsia="Arial" w:cs="Arial"/>
+                <w:b w:val="0"/>
+                <w:i w:val="0"/>
+                <w:sz w:val="24"/>
+                <w:u w:val="none"/>
               </w:rPr>
               <w:t>Complete a sensor threshold check with a justified threshold and an RGB/state logic chart.</w:t>
             </w:r>
           </w:p>
           <w:p>
             <w:pPr>
-              <w:spacing w:line="480" w:lineRule="auto"/>
-              <w:rPr>
-                <w:sz w:val="24"/>
-                <w:szCs w:val="24"/>
-              </w:rPr>
-            </w:pPr>
-            <w:r>
-              <w:rPr>
-                <w:sz w:val="24"/>
-                <w:szCs w:val="24"/>
+              <w:spacing w:line="480" w:lineRule="auto" w:before="0" w:after="0"/>
+            </w:pPr>
+            <w:r>
+              <w:rPr>
+                <w:rFonts w:ascii="Arial" w:hAnsi="Arial" w:eastAsia="Arial" w:cs="Arial"/>
+                <w:b w:val="0"/>
+                <w:i w:val="0"/>
+                <w:sz w:val="24"/>
+                <w:u w:val="none"/>
               </w:rPr>
               <w:t>Demonstrate an integrated input-output prototype with teamwork evidence and one documented improvement.</w:t>
             </w:r>
@@ -592,21 +558,21 @@
               <w:right w:val="single" w:sz="4" w:space="0" w:color="auto"/>
             </w:tcBorders>
             <w:shd w:val="clear" w:color="auto" w:fill="A8D08D"/>
+            <w:vAlign w:val="center"/>
           </w:tcPr>
           <w:p>
             <w:pPr>
-              <w:spacing w:line="360" w:lineRule="auto"/>
-              <w:rPr>
-                <w:sz w:val="24"/>
-                <w:szCs w:val="24"/>
-              </w:rPr>
-            </w:pPr>
-            <w:r>
-              <w:rPr>
-                <w:sz w:val="24"/>
-                <w:szCs w:val="24"/>
-              </w:rPr>
-              <w:lastRenderedPageBreak/>
+              <w:jc w:val="center"/>
+              <w:spacing w:line="360" w:lineRule="auto" w:before="0" w:after="0"/>
+            </w:pPr>
+            <w:r>
+              <w:rPr>
+                <w:rFonts w:ascii="Arial" w:hAnsi="Arial" w:eastAsia="Arial" w:cs="Arial"/>
+                <w:b/>
+                <w:i w:val="0"/>
+                <w:sz w:val="24"/>
+                <w:u w:val="none"/>
+              </w:rPr>
               <w:t>9A, 9B day – 45min – April - Week 5</w:t>
             </w:r>
           </w:p>
@@ -621,19 +587,20 @@
               <w:right w:val="single" w:sz="4" w:space="0" w:color="auto"/>
             </w:tcBorders>
             <w:shd w:val="clear" w:color="auto" w:fill="A8D08D"/>
+            <w:vAlign w:val="center"/>
           </w:tcPr>
           <w:p>
             <w:pPr>
-              <w:spacing w:line="360" w:lineRule="auto"/>
-              <w:rPr>
-                <w:sz w:val="24"/>
-                <w:szCs w:val="24"/>
-              </w:rPr>
-            </w:pPr>
-            <w:r>
-              <w:rPr>
-                <w:sz w:val="24"/>
-                <w:szCs w:val="24"/>
+              <w:jc w:val="center"/>
+              <w:spacing w:line="360" w:lineRule="auto" w:before="0" w:after="0"/>
+            </w:pPr>
+            <w:r>
+              <w:rPr>
+                <w:rFonts w:ascii="Arial" w:hAnsi="Arial" w:eastAsia="Arial" w:cs="Arial"/>
+                <w:b/>
+                <w:i w:val="0"/>
+                <w:sz w:val="24"/>
+                <w:u w:val="none"/>
               </w:rPr>
               <w:t>9A, 9B day – 90 min – April - Week 5</w:t>
             </w:r>
@@ -650,235 +617,269 @@
               <w:bottom w:val="single" w:sz="4" w:space="0" w:color="auto"/>
               <w:right w:val="single" w:sz="4" w:space="0" w:color="auto"/>
             </w:tcBorders>
+            <w:vAlign w:val="top"/>
           </w:tcPr>
           <w:p>
             <w:pPr>
-              <w:spacing w:line="360" w:lineRule="auto"/>
-              <w:rPr>
-                <w:sz w:val="24"/>
-                <w:szCs w:val="24"/>
-              </w:rPr>
-            </w:pPr>
-            <w:r>
-              <w:rPr>
+              <w:spacing w:line="360" w:lineRule="auto" w:before="0" w:after="0"/>
+            </w:pPr>
+            <w:r>
+              <w:rPr>
+                <w:rFonts w:ascii="Arial" w:hAnsi="Arial" w:eastAsia="Arial" w:cs="Arial"/>
                 <w:b/>
-                <w:bCs/>
-                <w:sz w:val="24"/>
-                <w:szCs w:val="24"/>
-              </w:rPr>
-              <w:t>Topic</w:t>
-            </w:r>
-            <w:r>
-              <w:rPr>
-                <w:sz w:val="24"/>
-                <w:szCs w:val="24"/>
-              </w:rPr>
-              <w:t>:</w:t>
-            </w:r>
-            <w:r>
-              <w:rPr>
-                <w:sz w:val="24"/>
-                <w:szCs w:val="24"/>
-              </w:rPr>
-              <w:t xml:space="preserve"> </w:t>
-            </w:r>
-            <w:r>
-              <w:rPr>
-                <w:sz w:val="24"/>
-                <w:szCs w:val="24"/>
+                <w:i w:val="0"/>
+                <w:sz w:val="24"/>
+                <w:u w:val="none"/>
+              </w:rPr>
+              <w:t xml:space="preserve">Topic: </w:t>
+            </w:r>
+            <w:r>
+              <w:rPr>
+                <w:rFonts w:ascii="Arial" w:hAnsi="Arial" w:eastAsia="Arial" w:cs="Arial"/>
+                <w:b w:val="0"/>
+                <w:i w:val="0"/>
+                <w:sz w:val="24"/>
+                <w:u w:val="none"/>
               </w:rPr>
               <w:t>Serial monitor</w:t>
             </w:r>
-            <w:r>
-              <w:rPr>
-                <w:sz w:val="24"/>
-                <w:szCs w:val="24"/>
-              </w:rPr>
-              <w:br/>
-            </w:r>
-            <w:r>
-              <w:rPr>
-                <w:sz w:val="24"/>
-                <w:szCs w:val="24"/>
-              </w:rPr>
-              <w:br/>
-            </w:r>
-            <w:r>
-              <w:rPr>
+          </w:p>
+          <w:p>
+            <w:pPr>
+              <w:spacing w:line="360" w:lineRule="auto" w:before="0" w:after="0"/>
+            </w:pPr>
+            <w:r>
+              <w:rPr>
+                <w:rFonts w:ascii="Arial" w:hAnsi="Arial" w:eastAsia="Arial" w:cs="Arial"/>
+                <w:i w:val="0"/>
+                <w:sz w:val="24"/>
+                <w:u w:val="none"/>
                 <w:b/>
-                <w:bCs/>
-                <w:sz w:val="24"/>
-                <w:szCs w:val="24"/>
-              </w:rPr>
-              <w:t>Pre-activities</w:t>
-            </w:r>
-            <w:r>
-              <w:rPr>
+              </w:rPr>
+              <w:t>Class Objective:</w:t>
+            </w:r>
+          </w:p>
+          <w:p>
+            <w:pPr>
+              <w:spacing w:line="360" w:lineRule="auto" w:before="0" w:after="0"/>
+            </w:pPr>
+            <w:r>
+              <w:rPr>
+                <w:rFonts w:ascii="Arial" w:hAnsi="Arial" w:eastAsia="Arial" w:cs="Arial"/>
+                <w:i w:val="0"/>
+                <w:sz w:val="24"/>
+                <w:u w:val="none"/>
+              </w:rPr>
+              <w:t>Use Serial Monitor messages and sensor values to support debugging and explain program output.</w:t>
+            </w:r>
+          </w:p>
+          <w:p>
+            <w:pPr>
+              <w:spacing w:line="360" w:lineRule="auto" w:before="0" w:after="0"/>
+            </w:pPr>
+            <w:r>
+              <w:rPr>
+                <w:rFonts w:ascii="Arial" w:hAnsi="Arial" w:eastAsia="Arial" w:cs="Arial"/>
                 <w:b/>
-                <w:bCs/>
-                <w:sz w:val="24"/>
-                <w:szCs w:val="24"/>
-              </w:rPr>
-              <w:br/>
-            </w:r>
-            <w:r>
-              <w:rPr>
-                <w:sz w:val="24"/>
-                <w:szCs w:val="24"/>
+                <w:i w:val="0"/>
+                <w:sz w:val="24"/>
+                <w:u w:val="none"/>
+              </w:rPr>
+              <w:t>Pre-activities:</w:t>
+            </w:r>
+          </w:p>
+          <w:p>
+            <w:pPr>
+              <w:spacing w:line="360" w:lineRule="auto" w:before="0" w:after="0"/>
+            </w:pPr>
+            <w:r>
+              <w:rPr>
+                <w:rFonts w:ascii="Arial" w:hAnsi="Arial" w:eastAsia="Arial" w:cs="Arial"/>
+                <w:b w:val="0"/>
+                <w:i w:val="0"/>
+                <w:sz w:val="24"/>
+                <w:u w:val="none"/>
               </w:rPr>
               <w:t>Review Week 5 practice vocabulary (part 1).</w:t>
             </w:r>
-            <w:r>
-              <w:rPr>
-                <w:sz w:val="24"/>
-                <w:szCs w:val="24"/>
-              </w:rPr>
-              <w:br/>
+          </w:p>
+          <w:p>
+            <w:pPr>
+              <w:spacing w:line="360" w:lineRule="auto" w:before="0" w:after="0"/>
+            </w:pPr>
+            <w:r>
+              <w:rPr>
+                <w:rFonts w:ascii="Arial" w:hAnsi="Arial" w:eastAsia="Arial" w:cs="Arial"/>
+                <w:b w:val="0"/>
+                <w:i w:val="0"/>
+                <w:sz w:val="24"/>
+                <w:u w:val="none"/>
+              </w:rPr>
               <w:t>serial monitor: A tool that shows messages from a program</w:t>
             </w:r>
-            <w:r>
-              <w:rPr>
-                <w:sz w:val="24"/>
-                <w:szCs w:val="24"/>
-              </w:rPr>
-              <w:br/>
+          </w:p>
+          <w:p>
+            <w:pPr>
+              <w:spacing w:line="360" w:lineRule="auto" w:before="0" w:after="0"/>
+            </w:pPr>
+            <w:r>
+              <w:rPr>
+                <w:rFonts w:ascii="Arial" w:hAnsi="Arial" w:eastAsia="Arial" w:cs="Arial"/>
+                <w:b w:val="0"/>
+                <w:i w:val="0"/>
+                <w:sz w:val="24"/>
+                <w:u w:val="none"/>
+              </w:rPr>
               <w:t>baud rate: The speed used for serial messages</w:t>
             </w:r>
-            <w:r>
-              <w:rPr>
-                <w:sz w:val="24"/>
-                <w:szCs w:val="24"/>
-              </w:rPr>
-              <w:br/>
+          </w:p>
+          <w:p>
+            <w:pPr>
+              <w:spacing w:line="360" w:lineRule="auto" w:before="0" w:after="0"/>
+            </w:pPr>
+            <w:r>
+              <w:rPr>
+                <w:rFonts w:ascii="Arial" w:hAnsi="Arial" w:eastAsia="Arial" w:cs="Arial"/>
+                <w:b w:val="0"/>
+                <w:i w:val="0"/>
+                <w:sz w:val="24"/>
+                <w:u w:val="none"/>
+              </w:rPr>
               <w:t>data: Facts or values that can be used or studied</w:t>
             </w:r>
-            <w:r>
-              <w:rPr>
-                <w:sz w:val="24"/>
-                <w:szCs w:val="24"/>
-              </w:rPr>
-              <w:br/>
+          </w:p>
+          <w:p>
+            <w:pPr>
+              <w:spacing w:line="360" w:lineRule="auto" w:before="0" w:after="0"/>
+            </w:pPr>
+            <w:r>
+              <w:rPr>
+                <w:rFonts w:ascii="Arial" w:hAnsi="Arial" w:eastAsia="Arial" w:cs="Arial"/>
+                <w:b w:val="0"/>
+                <w:i w:val="0"/>
+                <w:sz w:val="24"/>
+                <w:u w:val="none"/>
+              </w:rPr>
               <w:t>message: Information sent or shown</w:t>
             </w:r>
           </w:p>
           <w:p>
             <w:pPr>
-              <w:spacing w:line="360" w:lineRule="auto"/>
-              <w:rPr>
-                <w:sz w:val="24"/>
-                <w:szCs w:val="24"/>
-              </w:rPr>
-            </w:pPr>
-            <w:r>
-              <w:rPr>
-                <w:sz w:val="24"/>
-                <w:szCs w:val="24"/>
-              </w:rPr>
-              <w:br/>
+              <w:spacing w:line="360" w:lineRule="auto" w:before="0" w:after="0"/>
+            </w:pPr>
+            <w:r>
+              <w:rPr>
+                <w:rFonts w:ascii="Arial" w:hAnsi="Arial" w:eastAsia="Arial" w:cs="Arial"/>
+                <w:b w:val="0"/>
+                <w:i w:val="0"/>
+                <w:sz w:val="24"/>
+                <w:u w:val="none"/>
+              </w:rPr>
               <w:t>Open the sample data message found in Google Classroom and predict what value will change.</w:t>
             </w:r>
-            <w:r>
-              <w:rPr>
-                <w:sz w:val="24"/>
-                <w:szCs w:val="24"/>
-              </w:rPr>
-              <w:br/>
-            </w:r>
-            <w:r>
-              <w:rPr>
-                <w:sz w:val="24"/>
-                <w:szCs w:val="24"/>
-              </w:rPr>
-              <w:br/>
-            </w:r>
-            <w:r>
-              <w:rPr>
+          </w:p>
+          <w:p>
+            <w:pPr>
+              <w:spacing w:line="360" w:lineRule="auto" w:before="0" w:after="0"/>
+            </w:pPr>
+            <w:r>
+              <w:rPr>
+                <w:rFonts w:ascii="Arial" w:hAnsi="Arial" w:eastAsia="Arial" w:cs="Arial"/>
                 <w:b/>
-                <w:bCs/>
-                <w:sz w:val="24"/>
-                <w:szCs w:val="24"/>
-              </w:rPr>
-              <w:t>While activities</w:t>
-            </w:r>
-            <w:r>
-              <w:rPr>
-                <w:sz w:val="24"/>
-                <w:szCs w:val="24"/>
-              </w:rPr>
-              <w:br/>
-              <w:t xml:space="preserve">Run a program that sends text and sensor values to the Serial Monitor. Change one message, such as Sensor ready or Value changed, upload the code again, and explain how the changed output helps confirm the program is running correctly. </w:t>
-            </w:r>
-          </w:p>
-          <w:p>
-            <w:pPr>
-              <w:spacing w:line="360" w:lineRule="auto"/>
-              <w:rPr>
-                <w:sz w:val="24"/>
-                <w:szCs w:val="24"/>
-              </w:rPr>
-            </w:pPr>
-          </w:p>
-          <w:p>
-            <w:pPr>
-              <w:spacing w:line="360" w:lineRule="auto"/>
-              <w:rPr>
-                <w:sz w:val="24"/>
-                <w:szCs w:val="24"/>
-              </w:rPr>
-            </w:pPr>
-            <w:r>
-              <w:rPr>
-                <w:sz w:val="24"/>
-                <w:szCs w:val="24"/>
+                <w:i w:val="0"/>
+                <w:sz w:val="24"/>
+                <w:u w:val="none"/>
+              </w:rPr>
+              <w:t>While activities:</w:t>
+            </w:r>
+          </w:p>
+          <w:p>
+            <w:pPr>
+              <w:spacing w:line="360" w:lineRule="auto" w:before="0" w:after="0"/>
+            </w:pPr>
+            <w:r>
+              <w:rPr>
+                <w:rFonts w:ascii="Arial" w:hAnsi="Arial" w:eastAsia="Arial" w:cs="Arial"/>
+                <w:b w:val="0"/>
+                <w:i w:val="0"/>
+                <w:sz w:val="24"/>
+                <w:u w:val="none"/>
+              </w:rPr>
+              <w:t>Run a program that sends text and sensor values to the Serial Monitor.</w:t>
+            </w:r>
+          </w:p>
+          <w:p>
+            <w:pPr>
+              <w:spacing w:line="360" w:lineRule="auto" w:before="0" w:after="0"/>
+            </w:pPr>
+            <w:r>
+              <w:rPr>
+                <w:rFonts w:ascii="Arial" w:hAnsi="Arial" w:eastAsia="Arial" w:cs="Arial"/>
+                <w:b w:val="0"/>
+                <w:i w:val="0"/>
+                <w:sz w:val="24"/>
+                <w:u w:val="none"/>
+              </w:rPr>
+              <w:t>Change one message, such as Sensor ready or Value changed, upload the code again, and explain how the changed output helps confirm the program is running correctly.</w:t>
+            </w:r>
+          </w:p>
+          <w:p>
+            <w:pPr>
+              <w:spacing w:line="360" w:lineRule="auto" w:before="0" w:after="0"/>
+            </w:pPr>
+            <w:r>
+              <w:rPr>
+                <w:rFonts w:ascii="Arial" w:hAnsi="Arial" w:eastAsia="Arial" w:cs="Arial"/>
+                <w:b w:val="0"/>
+                <w:i w:val="0"/>
+                <w:sz w:val="24"/>
+                <w:u w:val="none"/>
               </w:rPr>
               <w:t>Identify the baud rate, data, message, and output in the Arduino interface, then record one example of serial data that could support debugging.</w:t>
             </w:r>
           </w:p>
           <w:p>
             <w:pPr>
-              <w:spacing w:line="360" w:lineRule="auto"/>
-              <w:rPr>
-                <w:sz w:val="24"/>
-                <w:szCs w:val="24"/>
-              </w:rPr>
-            </w:pPr>
-            <w:r>
-              <w:rPr>
-                <w:sz w:val="24"/>
-                <w:szCs w:val="24"/>
+              <w:spacing w:line="360" w:lineRule="auto" w:before="0" w:after="0"/>
+            </w:pPr>
+            <w:r>
+              <w:rPr>
+                <w:rFonts w:ascii="Arial" w:hAnsi="Arial" w:eastAsia="Arial" w:cs="Arial"/>
+                <w:b w:val="0"/>
+                <w:i w:val="0"/>
+                <w:sz w:val="24"/>
+                <w:u w:val="none"/>
               </w:rPr>
               <w:t>Fill in the worksheet with the identified values.</w:t>
             </w:r>
-            <w:r>
-              <w:rPr>
-                <w:sz w:val="24"/>
-                <w:szCs w:val="24"/>
-              </w:rPr>
-              <w:br/>
-            </w:r>
-            <w:r>
-              <w:rPr>
-                <w:sz w:val="24"/>
-                <w:szCs w:val="24"/>
-              </w:rPr>
-              <w:br/>
-            </w:r>
-            <w:r>
-              <w:rPr>
+          </w:p>
+          <w:p>
+            <w:pPr>
+              <w:spacing w:line="360" w:lineRule="auto" w:before="0" w:after="0"/>
+            </w:pPr>
+            <w:r>
+              <w:rPr>
+                <w:rFonts w:ascii="Arial" w:hAnsi="Arial" w:eastAsia="Arial" w:cs="Arial"/>
                 <w:b/>
-                <w:bCs/>
-                <w:sz w:val="24"/>
-                <w:szCs w:val="24"/>
-              </w:rPr>
-              <w:lastRenderedPageBreak/>
-              <w:t>Post activities</w:t>
-            </w:r>
-            <w:r>
-              <w:rPr>
-                <w:sz w:val="24"/>
-                <w:szCs w:val="24"/>
-              </w:rPr>
-              <w:br/>
+                <w:i w:val="0"/>
+                <w:sz w:val="24"/>
+                <w:u w:val="none"/>
+              </w:rPr>
+              <w:t>Post activities:</w:t>
+            </w:r>
+          </w:p>
+          <w:p>
+            <w:pPr>
+              <w:spacing w:line="360" w:lineRule="auto" w:before="0" w:after="0"/>
+            </w:pPr>
+            <w:r>
+              <w:rPr>
+                <w:rFonts w:ascii="Arial" w:hAnsi="Arial" w:eastAsia="Arial" w:cs="Arial"/>
+                <w:b w:val="0"/>
+                <w:i w:val="0"/>
+                <w:sz w:val="24"/>
+                <w:u w:val="none"/>
+              </w:rPr>
               <w:t>Write one reason serial data helps during testing.</w:t>
             </w:r>
           </w:p>
@@ -892,222 +893,254 @@
               <w:bottom w:val="single" w:sz="4" w:space="0" w:color="auto"/>
               <w:right w:val="single" w:sz="4" w:space="0" w:color="auto"/>
             </w:tcBorders>
+            <w:vAlign w:val="top"/>
           </w:tcPr>
           <w:p>
             <w:pPr>
-              <w:spacing w:line="360" w:lineRule="auto"/>
-              <w:rPr>
-                <w:sz w:val="24"/>
-                <w:szCs w:val="24"/>
-              </w:rPr>
-            </w:pPr>
-            <w:r>
-              <w:rPr>
+              <w:spacing w:line="360" w:lineRule="auto" w:before="0" w:after="0"/>
+            </w:pPr>
+            <w:r>
+              <w:rPr>
+                <w:rFonts w:ascii="Arial" w:hAnsi="Arial" w:eastAsia="Arial" w:cs="Arial"/>
                 <w:b/>
-                <w:bCs/>
-                <w:sz w:val="24"/>
-                <w:szCs w:val="24"/>
-              </w:rPr>
-              <w:lastRenderedPageBreak/>
-              <w:t>Topic:</w:t>
-            </w:r>
-            <w:r>
-              <w:rPr>
-                <w:sz w:val="24"/>
-                <w:szCs w:val="24"/>
-              </w:rPr>
-              <w:t xml:space="preserve"> </w:t>
-            </w:r>
-            <w:r>
-              <w:rPr>
-                <w:sz w:val="24"/>
-                <w:szCs w:val="24"/>
+                <w:i w:val="0"/>
+                <w:sz w:val="24"/>
+                <w:u w:val="none"/>
+              </w:rPr>
+              <w:t xml:space="preserve">Topic: </w:t>
+            </w:r>
+            <w:r>
+              <w:rPr>
+                <w:rFonts w:ascii="Arial" w:hAnsi="Arial" w:eastAsia="Arial" w:cs="Arial"/>
+                <w:b w:val="0"/>
+                <w:i w:val="0"/>
+                <w:sz w:val="24"/>
+                <w:u w:val="none"/>
               </w:rPr>
               <w:t>Analog input with potentiometer</w:t>
             </w:r>
-            <w:r>
-              <w:rPr>
-                <w:sz w:val="24"/>
-                <w:szCs w:val="24"/>
-              </w:rPr>
-              <w:br/>
-            </w:r>
-            <w:r>
-              <w:rPr>
-                <w:sz w:val="24"/>
-                <w:szCs w:val="24"/>
-              </w:rPr>
-              <w:br/>
-            </w:r>
-            <w:r>
-              <w:rPr>
+          </w:p>
+          <w:p>
+            <w:pPr>
+              <w:spacing w:line="360" w:lineRule="auto" w:before="0" w:after="0"/>
+            </w:pPr>
+            <w:r>
+              <w:rPr>
+                <w:rFonts w:ascii="Arial" w:hAnsi="Arial" w:eastAsia="Arial" w:cs="Arial"/>
+                <w:i w:val="0"/>
+                <w:sz w:val="24"/>
+                <w:u w:val="none"/>
                 <w:b/>
-                <w:bCs/>
-                <w:sz w:val="24"/>
-                <w:szCs w:val="24"/>
-              </w:rPr>
-              <w:t>Pre-activities</w:t>
-            </w:r>
-            <w:r>
-              <w:rPr>
-                <w:sz w:val="24"/>
-                <w:szCs w:val="24"/>
-              </w:rPr>
-              <w:br/>
+              </w:rPr>
+              <w:t>Class Objective:</w:t>
+            </w:r>
+          </w:p>
+          <w:p>
+            <w:pPr>
+              <w:spacing w:line="360" w:lineRule="auto" w:before="0" w:after="0"/>
+            </w:pPr>
+            <w:r>
+              <w:rPr>
+                <w:rFonts w:ascii="Arial" w:hAnsi="Arial" w:eastAsia="Arial" w:cs="Arial"/>
+                <w:i w:val="0"/>
+                <w:sz w:val="24"/>
+                <w:u w:val="none"/>
+              </w:rPr>
+              <w:t>Read potentiometer values and use analog input ranges to control LED brightness.</w:t>
+            </w:r>
+          </w:p>
+          <w:p>
+            <w:pPr>
+              <w:spacing w:line="360" w:lineRule="auto" w:before="0" w:after="0"/>
+            </w:pPr>
+            <w:r>
+              <w:rPr>
+                <w:rFonts w:ascii="Arial" w:hAnsi="Arial" w:eastAsia="Arial" w:cs="Arial"/>
+                <w:b/>
+                <w:i w:val="0"/>
+                <w:sz w:val="24"/>
+                <w:u w:val="none"/>
+              </w:rPr>
+              <w:t>Pre-activities:</w:t>
+            </w:r>
+          </w:p>
+          <w:p>
+            <w:pPr>
+              <w:spacing w:line="360" w:lineRule="auto" w:before="0" w:after="0"/>
+            </w:pPr>
+            <w:r>
+              <w:rPr>
+                <w:rFonts w:ascii="Arial" w:hAnsi="Arial" w:eastAsia="Arial" w:cs="Arial"/>
+                <w:b w:val="0"/>
+                <w:i w:val="0"/>
+                <w:sz w:val="24"/>
+                <w:u w:val="none"/>
+              </w:rPr>
               <w:t>Review Week 5 practice vocabulary (part 2).</w:t>
             </w:r>
-            <w:r>
-              <w:rPr>
-                <w:sz w:val="24"/>
-                <w:szCs w:val="24"/>
-              </w:rPr>
-              <w:br/>
+          </w:p>
+          <w:p>
+            <w:pPr>
+              <w:spacing w:line="360" w:lineRule="auto" w:before="0" w:after="0"/>
+            </w:pPr>
+            <w:r>
+              <w:rPr>
+                <w:rFonts w:ascii="Arial" w:hAnsi="Arial" w:eastAsia="Arial" w:cs="Arial"/>
+                <w:b w:val="0"/>
+                <w:i w:val="0"/>
+                <w:sz w:val="24"/>
+                <w:u w:val="none"/>
+              </w:rPr>
               <w:t>analog input: A changing sensor value read by a board</w:t>
             </w:r>
-            <w:r>
-              <w:rPr>
-                <w:sz w:val="24"/>
-                <w:szCs w:val="24"/>
-              </w:rPr>
-              <w:br/>
+          </w:p>
+          <w:p>
+            <w:pPr>
+              <w:spacing w:line="360" w:lineRule="auto" w:before="0" w:after="0"/>
+            </w:pPr>
+            <w:r>
+              <w:rPr>
+                <w:rFonts w:ascii="Arial" w:hAnsi="Arial" w:eastAsia="Arial" w:cs="Arial"/>
+                <w:b w:val="0"/>
+                <w:i w:val="0"/>
+                <w:sz w:val="24"/>
+                <w:u w:val="none"/>
+              </w:rPr>
               <w:t>potentiometer: A knob that changes an analog value</w:t>
             </w:r>
-            <w:r>
-              <w:rPr>
-                <w:sz w:val="24"/>
-                <w:szCs w:val="24"/>
-              </w:rPr>
-              <w:br/>
+          </w:p>
+          <w:p>
+            <w:pPr>
+              <w:spacing w:line="360" w:lineRule="auto" w:before="0" w:after="0"/>
+            </w:pPr>
+            <w:r>
+              <w:rPr>
+                <w:rFonts w:ascii="Arial" w:hAnsi="Arial" w:eastAsia="Arial" w:cs="Arial"/>
+                <w:b w:val="0"/>
+                <w:i w:val="0"/>
+                <w:sz w:val="24"/>
+                <w:u w:val="none"/>
+              </w:rPr>
               <w:t>brightness: How light or dark something is</w:t>
             </w:r>
           </w:p>
           <w:p>
             <w:pPr>
-              <w:spacing w:line="360" w:lineRule="auto"/>
-              <w:rPr>
-                <w:sz w:val="24"/>
-                <w:szCs w:val="24"/>
-              </w:rPr>
-            </w:pPr>
-            <w:r>
-              <w:rPr>
-                <w:sz w:val="24"/>
-                <w:szCs w:val="24"/>
-              </w:rPr>
-              <w:br/>
-            </w:r>
-            <w:r>
-              <w:rPr>
-                <w:sz w:val="24"/>
-                <w:szCs w:val="24"/>
-              </w:rPr>
-              <w:br/>
-            </w:r>
-            <w:r>
-              <w:rPr>
+              <w:spacing w:line="360" w:lineRule="auto" w:before="0" w:after="0"/>
+            </w:pPr>
+            <w:r>
+              <w:rPr>
+                <w:rFonts w:ascii="Arial" w:hAnsi="Arial" w:eastAsia="Arial" w:cs="Arial"/>
                 <w:b/>
-                <w:bCs/>
-                <w:sz w:val="24"/>
-                <w:szCs w:val="24"/>
-              </w:rPr>
-              <w:t>While activities</w:t>
-            </w:r>
-            <w:r>
-              <w:rPr>
-                <w:sz w:val="24"/>
-                <w:szCs w:val="24"/>
-              </w:rPr>
-              <w:br/>
+                <w:i w:val="0"/>
+                <w:sz w:val="24"/>
+                <w:u w:val="none"/>
+              </w:rPr>
+              <w:t>While activities:</w:t>
+            </w:r>
+          </w:p>
+          <w:p>
+            <w:pPr>
+              <w:spacing w:line="360" w:lineRule="auto" w:before="0" w:after="0"/>
+            </w:pPr>
+            <w:r>
+              <w:rPr>
+                <w:rFonts w:ascii="Arial" w:hAnsi="Arial" w:eastAsia="Arial" w:cs="Arial"/>
+                <w:b w:val="0"/>
+                <w:i w:val="0"/>
+                <w:sz w:val="24"/>
+                <w:u w:val="none"/>
+              </w:rPr>
               <w:t>Inspect a potentiometer setup and predict low, medium, and high values.</w:t>
             </w:r>
           </w:p>
           <w:p>
             <w:pPr>
-              <w:spacing w:line="360" w:lineRule="auto"/>
-              <w:rPr>
-                <w:sz w:val="24"/>
-                <w:szCs w:val="24"/>
-              </w:rPr>
-            </w:pPr>
-            <w:r>
-              <w:rPr>
-                <w:sz w:val="24"/>
-                <w:szCs w:val="24"/>
+              <w:spacing w:line="360" w:lineRule="auto" w:before="0" w:after="0"/>
+            </w:pPr>
+            <w:r>
+              <w:rPr>
+                <w:rFonts w:ascii="Arial" w:hAnsi="Arial" w:eastAsia="Arial" w:cs="Arial"/>
+                <w:b w:val="0"/>
+                <w:i w:val="0"/>
+                <w:sz w:val="24"/>
+                <w:u w:val="none"/>
               </w:rPr>
               <w:t>Fill in the worksheet with the identified values.</w:t>
             </w:r>
           </w:p>
           <w:p>
             <w:pPr>
-              <w:spacing w:line="360" w:lineRule="auto"/>
-              <w:rPr>
-                <w:sz w:val="24"/>
-                <w:szCs w:val="24"/>
-              </w:rPr>
-            </w:pPr>
-            <w:r>
-              <w:rPr>
-                <w:sz w:val="24"/>
-                <w:szCs w:val="24"/>
-              </w:rPr>
-              <w:t>Use the potentiometer as analog input. Read values on the Serial Monitor and use the readings to control PWM LED brightness.</w:t>
-            </w:r>
-          </w:p>
-          <w:p>
-            <w:pPr>
-              <w:spacing w:line="360" w:lineRule="auto"/>
-              <w:rPr>
-                <w:sz w:val="24"/>
-                <w:szCs w:val="24"/>
-              </w:rPr>
-            </w:pPr>
-          </w:p>
-          <w:p>
-            <w:pPr>
-              <w:spacing w:line="360" w:lineRule="auto"/>
-              <w:rPr>
-                <w:sz w:val="24"/>
-                <w:szCs w:val="24"/>
-              </w:rPr>
-            </w:pPr>
-            <w:r>
-              <w:rPr>
-                <w:sz w:val="24"/>
-                <w:szCs w:val="24"/>
+              <w:spacing w:line="360" w:lineRule="auto" w:before="0" w:after="0"/>
+            </w:pPr>
+            <w:r>
+              <w:rPr>
+                <w:rFonts w:ascii="Arial" w:hAnsi="Arial" w:eastAsia="Arial" w:cs="Arial"/>
+                <w:b w:val="0"/>
+                <w:i w:val="0"/>
+                <w:sz w:val="24"/>
+                <w:u w:val="none"/>
+              </w:rPr>
+              <w:t>Use the potentiometer as analog input.</w:t>
+            </w:r>
+          </w:p>
+          <w:p>
+            <w:pPr>
+              <w:spacing w:line="360" w:lineRule="auto" w:before="0" w:after="0"/>
+            </w:pPr>
+            <w:r>
+              <w:rPr>
+                <w:rFonts w:ascii="Arial" w:hAnsi="Arial" w:eastAsia="Arial" w:cs="Arial"/>
+                <w:b w:val="0"/>
+                <w:i w:val="0"/>
+                <w:sz w:val="24"/>
+                <w:u w:val="none"/>
+              </w:rPr>
+              <w:t>Read values on the Serial Monitor and use the readings to control PWM LED brightness.</w:t>
+            </w:r>
+          </w:p>
+          <w:p>
+            <w:pPr>
+              <w:spacing w:line="360" w:lineRule="auto" w:before="0" w:after="0"/>
+            </w:pPr>
+            <w:r>
+              <w:rPr>
+                <w:rFonts w:ascii="Arial" w:hAnsi="Arial" w:eastAsia="Arial" w:cs="Arial"/>
+                <w:b w:val="0"/>
+                <w:i w:val="0"/>
+                <w:sz w:val="24"/>
+                <w:u w:val="none"/>
               </w:rPr>
               <w:t>Describe the LED brightness for low, medium, and high readings, justify the ranges you chose, and explain which range gives the most reliable control.</w:t>
             </w:r>
           </w:p>
           <w:p>
             <w:pPr>
-              <w:spacing w:line="360" w:lineRule="auto"/>
-              <w:rPr>
-                <w:sz w:val="24"/>
-                <w:szCs w:val="24"/>
-              </w:rPr>
-            </w:pPr>
-            <w:r>
-              <w:rPr>
-                <w:sz w:val="24"/>
-                <w:szCs w:val="24"/>
-              </w:rPr>
-              <w:br/>
-            </w:r>
-            <w:r>
-              <w:rPr>
+              <w:spacing w:line="360" w:lineRule="auto" w:before="0" w:after="0"/>
+            </w:pPr>
+            <w:r>
+              <w:rPr>
+                <w:rFonts w:ascii="Arial" w:hAnsi="Arial" w:eastAsia="Arial" w:cs="Arial"/>
                 <w:b/>
-                <w:bCs/>
-                <w:sz w:val="24"/>
-                <w:szCs w:val="24"/>
-              </w:rPr>
-              <w:t>Post activities</w:t>
-            </w:r>
-            <w:r>
-              <w:rPr>
-                <w:sz w:val="24"/>
-                <w:szCs w:val="24"/>
-              </w:rPr>
-              <w:br/>
+                <w:i w:val="0"/>
+                <w:sz w:val="24"/>
+                <w:u w:val="none"/>
+              </w:rPr>
+              <w:t>Post activities:</w:t>
+            </w:r>
+          </w:p>
+          <w:p>
+            <w:pPr>
+              <w:spacing w:line="360" w:lineRule="auto" w:before="0" w:after="0"/>
+            </w:pPr>
+            <w:r>
+              <w:rPr>
+                <w:rFonts w:ascii="Arial" w:hAnsi="Arial" w:eastAsia="Arial" w:cs="Arial"/>
+                <w:b w:val="0"/>
+                <w:i w:val="0"/>
+                <w:sz w:val="24"/>
+                <w:u w:val="none"/>
+              </w:rPr>
               <w:t>Submit your value table and explain which value made the brightest output.</w:t>
             </w:r>
           </w:p>
@@ -1123,30 +1156,31 @@
               <w:bottom w:val="single" w:sz="4" w:space="0" w:color="auto"/>
               <w:right w:val="single" w:sz="4" w:space="0" w:color="auto"/>
             </w:tcBorders>
+            <w:vAlign w:val="top"/>
           </w:tcPr>
           <w:p>
             <w:pPr>
-              <w:spacing w:line="360" w:lineRule="auto"/>
-              <w:rPr>
-                <w:sz w:val="24"/>
-                <w:szCs w:val="24"/>
-              </w:rPr>
-            </w:pPr>
-            <w:r>
-              <w:rPr>
+              <w:spacing w:line="360" w:lineRule="auto" w:before="0" w:after="0"/>
+            </w:pPr>
+            <w:r>
+              <w:rPr>
+                <w:rFonts w:ascii="Arial" w:hAnsi="Arial" w:eastAsia="Arial" w:cs="Arial"/>
                 <w:b/>
-                <w:bCs/>
-                <w:sz w:val="24"/>
-                <w:szCs w:val="24"/>
-              </w:rPr>
-              <w:t>Resources:</w:t>
-            </w:r>
-            <w:r>
-              <w:rPr>
-                <w:sz w:val="24"/>
-                <w:szCs w:val="24"/>
-              </w:rPr>
-              <w:t xml:space="preserve"> Pen, pencil, technology notebook, student email and password, Google Classroom, computer, Freenove/Arduino kit, Arduino IDE, USB cable, breadboard, LEDs, resistors, potentiometer or analog sensor, Serial Monitor, worksheet, projector.</w:t>
+                <w:i w:val="0"/>
+                <w:sz w:val="24"/>
+                <w:u w:val="none"/>
+              </w:rPr>
+              <w:t xml:space="preserve">Resources: </w:t>
+            </w:r>
+            <w:r>
+              <w:rPr>
+                <w:rFonts w:ascii="Arial" w:hAnsi="Arial" w:eastAsia="Arial" w:cs="Arial"/>
+                <w:b w:val="0"/>
+                <w:i w:val="0"/>
+                <w:sz w:val="24"/>
+                <w:u w:val="none"/>
+              </w:rPr>
+              <w:t>Pen, pencil, technology notebook, student's computer, email and password</w:t>
             </w:r>
           </w:p>
         </w:tc>
@@ -1159,30 +1193,31 @@
               <w:bottom w:val="single" w:sz="4" w:space="0" w:color="auto"/>
               <w:right w:val="single" w:sz="4" w:space="0" w:color="auto"/>
             </w:tcBorders>
+            <w:vAlign w:val="top"/>
           </w:tcPr>
           <w:p>
             <w:pPr>
-              <w:spacing w:line="360" w:lineRule="auto"/>
-              <w:rPr>
-                <w:sz w:val="24"/>
-                <w:szCs w:val="24"/>
-              </w:rPr>
-            </w:pPr>
-            <w:r>
-              <w:rPr>
+              <w:spacing w:line="360" w:lineRule="auto" w:before="0" w:after="0"/>
+            </w:pPr>
+            <w:r>
+              <w:rPr>
+                <w:rFonts w:ascii="Arial" w:hAnsi="Arial" w:eastAsia="Arial" w:cs="Arial"/>
                 <w:b/>
-                <w:bCs/>
-                <w:sz w:val="24"/>
-                <w:szCs w:val="24"/>
-              </w:rPr>
-              <w:t>Resources:</w:t>
-            </w:r>
-            <w:r>
-              <w:rPr>
-                <w:sz w:val="24"/>
-                <w:szCs w:val="24"/>
-              </w:rPr>
-              <w:t xml:space="preserve"> Pen, pencil, technology notebook, student email and password, Google Classroom, computer, Freenove/Arduino kit, Arduino IDE, USB cable, breadboard, LEDs, resistors, potentiometer or analog sensor, Serial Monitor, worksheet, projector.</w:t>
+                <w:i w:val="0"/>
+                <w:sz w:val="24"/>
+                <w:u w:val="none"/>
+              </w:rPr>
+              <w:t xml:space="preserve">Resources: </w:t>
+            </w:r>
+            <w:r>
+              <w:rPr>
+                <w:rFonts w:ascii="Arial" w:hAnsi="Arial" w:eastAsia="Arial" w:cs="Arial"/>
+                <w:b w:val="0"/>
+                <w:i w:val="0"/>
+                <w:sz w:val="24"/>
+                <w:u w:val="none"/>
+              </w:rPr>
+              <w:t>Pen, pencil, technology notebook, student's computer, email and password</w:t>
             </w:r>
           </w:p>
         </w:tc>
@@ -1198,19 +1233,20 @@
               <w:right w:val="single" w:sz="4" w:space="0" w:color="auto"/>
             </w:tcBorders>
             <w:shd w:val="clear" w:color="auto" w:fill="A8D08D"/>
+            <w:vAlign w:val="center"/>
           </w:tcPr>
           <w:p>
             <w:pPr>
-              <w:spacing w:line="360" w:lineRule="auto"/>
-              <w:rPr>
-                <w:sz w:val="24"/>
-                <w:szCs w:val="24"/>
-              </w:rPr>
-            </w:pPr>
-            <w:r>
-              <w:rPr>
-                <w:sz w:val="24"/>
-                <w:szCs w:val="24"/>
+              <w:jc w:val="center"/>
+              <w:spacing w:line="360" w:lineRule="auto" w:before="0" w:after="0"/>
+            </w:pPr>
+            <w:r>
+              <w:rPr>
+                <w:rFonts w:ascii="Arial" w:hAnsi="Arial" w:eastAsia="Arial" w:cs="Arial"/>
+                <w:b/>
+                <w:i w:val="0"/>
+                <w:sz w:val="24"/>
+                <w:u w:val="none"/>
               </w:rPr>
               <w:t>9A, 9B day – 45min – April - Week 6</w:t>
             </w:r>
@@ -1226,19 +1262,20 @@
               <w:right w:val="single" w:sz="4" w:space="0" w:color="auto"/>
             </w:tcBorders>
             <w:shd w:val="clear" w:color="auto" w:fill="A8D08D"/>
+            <w:vAlign w:val="center"/>
           </w:tcPr>
           <w:p>
             <w:pPr>
-              <w:spacing w:line="360" w:lineRule="auto"/>
-              <w:rPr>
-                <w:sz w:val="24"/>
-                <w:szCs w:val="24"/>
-              </w:rPr>
-            </w:pPr>
-            <w:r>
-              <w:rPr>
-                <w:sz w:val="24"/>
-                <w:szCs w:val="24"/>
+              <w:jc w:val="center"/>
+              <w:spacing w:line="360" w:lineRule="auto" w:before="0" w:after="0"/>
+            </w:pPr>
+            <w:r>
+              <w:rPr>
+                <w:rFonts w:ascii="Arial" w:hAnsi="Arial" w:eastAsia="Arial" w:cs="Arial"/>
+                <w:b/>
+                <w:i w:val="0"/>
+                <w:sz w:val="24"/>
+                <w:u w:val="none"/>
               </w:rPr>
               <w:t>9A, 9B day – 90 min – April - Week 6</w:t>
             </w:r>
@@ -1255,201 +1292,224 @@
               <w:bottom w:val="single" w:sz="4" w:space="0" w:color="auto"/>
               <w:right w:val="single" w:sz="4" w:space="0" w:color="auto"/>
             </w:tcBorders>
+            <w:vAlign w:val="top"/>
           </w:tcPr>
           <w:p>
             <w:pPr>
-              <w:spacing w:line="360" w:lineRule="auto"/>
-              <w:rPr>
-                <w:sz w:val="24"/>
-                <w:szCs w:val="24"/>
-              </w:rPr>
-            </w:pPr>
-            <w:r>
-              <w:rPr>
+              <w:spacing w:line="360" w:lineRule="auto" w:before="0" w:after="0"/>
+            </w:pPr>
+            <w:r>
+              <w:rPr>
+                <w:rFonts w:ascii="Arial" w:hAnsi="Arial" w:eastAsia="Arial" w:cs="Arial"/>
                 <w:b/>
-                <w:bCs/>
-                <w:sz w:val="24"/>
-                <w:szCs w:val="24"/>
-              </w:rPr>
-              <w:t>Topic</w:t>
-            </w:r>
-            <w:r>
-              <w:rPr>
-                <w:sz w:val="24"/>
-                <w:szCs w:val="24"/>
-              </w:rPr>
-              <w:t>:</w:t>
-            </w:r>
-            <w:r>
-              <w:rPr>
-                <w:sz w:val="24"/>
-                <w:szCs w:val="24"/>
-              </w:rPr>
-              <w:t xml:space="preserve"> </w:t>
-            </w:r>
-            <w:r>
-              <w:rPr>
-                <w:sz w:val="24"/>
-                <w:szCs w:val="24"/>
-              </w:rPr>
-              <w:t xml:space="preserve">Sensor threshold </w:t>
-            </w:r>
-            <w:r>
-              <w:rPr>
-                <w:sz w:val="24"/>
-                <w:szCs w:val="24"/>
-              </w:rPr>
-              <w:br/>
-            </w:r>
-            <w:r>
-              <w:rPr>
-                <w:sz w:val="24"/>
-                <w:szCs w:val="24"/>
-              </w:rPr>
-              <w:br/>
-            </w:r>
-            <w:r>
-              <w:rPr>
+                <w:i w:val="0"/>
+                <w:sz w:val="24"/>
+                <w:u w:val="none"/>
+              </w:rPr>
+              <w:t xml:space="preserve">Topic: </w:t>
+            </w:r>
+            <w:r>
+              <w:rPr>
+                <w:rFonts w:ascii="Arial" w:hAnsi="Arial" w:eastAsia="Arial" w:cs="Arial"/>
+                <w:b w:val="0"/>
+                <w:i w:val="0"/>
+                <w:sz w:val="24"/>
+                <w:u w:val="none"/>
+              </w:rPr>
+              <w:t>Sensor threshold</w:t>
+            </w:r>
+          </w:p>
+          <w:p>
+            <w:pPr>
+              <w:spacing w:line="360" w:lineRule="auto" w:before="0" w:after="0"/>
+            </w:pPr>
+            <w:r>
+              <w:rPr>
+                <w:rFonts w:ascii="Arial" w:hAnsi="Arial" w:eastAsia="Arial" w:cs="Arial"/>
+                <w:i w:val="0"/>
+                <w:sz w:val="24"/>
+                <w:u w:val="none"/>
                 <w:b/>
-                <w:bCs/>
-                <w:sz w:val="24"/>
-                <w:szCs w:val="24"/>
-              </w:rPr>
-              <w:t>Pre-activities</w:t>
-            </w:r>
-            <w:r>
-              <w:rPr>
-                <w:sz w:val="24"/>
-                <w:szCs w:val="24"/>
-              </w:rPr>
-              <w:br/>
+              </w:rPr>
+              <w:t>Class Objective:</w:t>
+            </w:r>
+          </w:p>
+          <w:p>
+            <w:pPr>
+              <w:spacing w:line="360" w:lineRule="auto" w:before="0" w:after="0"/>
+            </w:pPr>
+            <w:r>
+              <w:rPr>
+                <w:rFonts w:ascii="Arial" w:hAnsi="Arial" w:eastAsia="Arial" w:cs="Arial"/>
+                <w:i w:val="0"/>
+                <w:sz w:val="24"/>
+                <w:u w:val="none"/>
+              </w:rPr>
+              <w:t>Choose a reliable sensor threshold from sample readings and predict expected outputs.</w:t>
+            </w:r>
+          </w:p>
+          <w:p>
+            <w:pPr>
+              <w:spacing w:line="360" w:lineRule="auto" w:before="0" w:after="0"/>
+            </w:pPr>
+            <w:r>
+              <w:rPr>
+                <w:rFonts w:ascii="Arial" w:hAnsi="Arial" w:eastAsia="Arial" w:cs="Arial"/>
+                <w:b/>
+                <w:i w:val="0"/>
+                <w:sz w:val="24"/>
+                <w:u w:val="none"/>
+              </w:rPr>
+              <w:t>Pre-activities:</w:t>
+            </w:r>
+          </w:p>
+          <w:p>
+            <w:pPr>
+              <w:spacing w:line="360" w:lineRule="auto" w:before="0" w:after="0"/>
+            </w:pPr>
+            <w:r>
+              <w:rPr>
+                <w:rFonts w:ascii="Arial" w:hAnsi="Arial" w:eastAsia="Arial" w:cs="Arial"/>
+                <w:b w:val="0"/>
+                <w:i w:val="0"/>
+                <w:sz w:val="24"/>
+                <w:u w:val="none"/>
+              </w:rPr>
               <w:t>Review Week 6 practice vocabulary (part 1).</w:t>
             </w:r>
-            <w:r>
-              <w:rPr>
-                <w:sz w:val="24"/>
-                <w:szCs w:val="24"/>
-              </w:rPr>
-              <w:br/>
+          </w:p>
+          <w:p>
+            <w:pPr>
+              <w:spacing w:line="360" w:lineRule="auto" w:before="0" w:after="0"/>
+            </w:pPr>
+            <w:r>
+              <w:rPr>
+                <w:rFonts w:ascii="Arial" w:hAnsi="Arial" w:eastAsia="Arial" w:cs="Arial"/>
+                <w:b w:val="0"/>
+                <w:i w:val="0"/>
+                <w:sz w:val="24"/>
+                <w:u w:val="none"/>
+              </w:rPr>
               <w:t>sensor: A part that detects information from the environment</w:t>
             </w:r>
-            <w:r>
-              <w:rPr>
-                <w:sz w:val="24"/>
-                <w:szCs w:val="24"/>
-              </w:rPr>
-              <w:br/>
-              <w:t xml:space="preserve">threshold: A limit where an </w:t>
-            </w:r>
-            <w:proofErr w:type="gramStart"/>
-            <w:r>
-              <w:rPr>
-                <w:sz w:val="24"/>
-                <w:szCs w:val="24"/>
-              </w:rPr>
-              <w:t>action changes</w:t>
-            </w:r>
-            <w:proofErr w:type="gramEnd"/>
-            <w:r>
-              <w:rPr>
-                <w:sz w:val="24"/>
-                <w:szCs w:val="24"/>
-              </w:rPr>
-              <w:br/>
+          </w:p>
+          <w:p>
+            <w:pPr>
+              <w:spacing w:line="360" w:lineRule="auto" w:before="0" w:after="0"/>
+            </w:pPr>
+            <w:r>
+              <w:rPr>
+                <w:rFonts w:ascii="Arial" w:hAnsi="Arial" w:eastAsia="Arial" w:cs="Arial"/>
+                <w:b w:val="0"/>
+                <w:i w:val="0"/>
+                <w:sz w:val="24"/>
+                <w:u w:val="none"/>
+              </w:rPr>
+              <w:t>threshold: A limit where an action changes</w:t>
+            </w:r>
+          </w:p>
+          <w:p>
+            <w:pPr>
+              <w:spacing w:line="360" w:lineRule="auto" w:before="0" w:after="0"/>
+            </w:pPr>
+            <w:r>
+              <w:rPr>
+                <w:rFonts w:ascii="Arial" w:hAnsi="Arial" w:eastAsia="Arial" w:cs="Arial"/>
+                <w:b w:val="0"/>
+                <w:i w:val="0"/>
+                <w:sz w:val="24"/>
+                <w:u w:val="none"/>
+              </w:rPr>
               <w:t>reading: A value measured by a sensor</w:t>
             </w:r>
-            <w:r>
-              <w:rPr>
-                <w:sz w:val="24"/>
-                <w:szCs w:val="24"/>
-              </w:rPr>
-              <w:br/>
-              <w:t>expected output: What you think the system should produce</w:t>
-            </w:r>
-          </w:p>
-          <w:p>
-            <w:pPr>
-              <w:spacing w:line="360" w:lineRule="auto"/>
-              <w:rPr>
-                <w:sz w:val="24"/>
-                <w:szCs w:val="24"/>
-              </w:rPr>
-            </w:pPr>
-            <w:r>
-              <w:rPr>
-                <w:sz w:val="24"/>
-                <w:szCs w:val="24"/>
-              </w:rPr>
-              <w:br/>
-              <w:t>Inspect a light-sensor setup and sample reading table and predict bright and dark values.</w:t>
-            </w:r>
-            <w:r>
-              <w:rPr>
-                <w:sz w:val="24"/>
-                <w:szCs w:val="24"/>
-              </w:rPr>
-              <w:br/>
-            </w:r>
-            <w:r>
-              <w:rPr>
-                <w:sz w:val="24"/>
-                <w:szCs w:val="24"/>
-              </w:rPr>
-              <w:br/>
-            </w:r>
-            <w:r>
-              <w:rPr>
+          </w:p>
+          <w:p>
+            <w:pPr>
+              <w:spacing w:line="360" w:lineRule="auto" w:before="0" w:after="0"/>
+            </w:pPr>
+            <w:r>
+              <w:rPr>
+                <w:rFonts w:ascii="Arial" w:hAnsi="Arial" w:eastAsia="Arial" w:cs="Arial"/>
+                <w:b w:val="0"/>
+                <w:i w:val="0"/>
+                <w:sz w:val="24"/>
+                <w:u w:val="none"/>
+              </w:rPr>
+              <w:t>expected output: What you think the system should produce Inspect a light-sensor setup and sample reading table and predict bright and dark values.</w:t>
+            </w:r>
+          </w:p>
+          <w:p>
+            <w:pPr>
+              <w:spacing w:line="360" w:lineRule="auto" w:before="0" w:after="0"/>
+            </w:pPr>
+            <w:r>
+              <w:rPr>
+                <w:rFonts w:ascii="Arial" w:hAnsi="Arial" w:eastAsia="Arial" w:cs="Arial"/>
                 <w:b/>
-                <w:bCs/>
-                <w:sz w:val="24"/>
-                <w:szCs w:val="24"/>
-              </w:rPr>
-              <w:t>While activities</w:t>
-            </w:r>
-            <w:r>
-              <w:rPr>
-                <w:sz w:val="24"/>
-                <w:szCs w:val="24"/>
-              </w:rPr>
-              <w:br/>
-              <w:t>Practice reading sensor values, choosing a threshold, and predicting expected outputs. Use sample readings such as 120, 450, 650, and 900 as evidence for choosing one reliable threshold.</w:t>
-            </w:r>
-            <w:r>
-              <w:rPr>
-                <w:sz w:val="24"/>
-                <w:szCs w:val="24"/>
-              </w:rPr>
-              <w:br/>
-            </w:r>
-            <w:r>
-              <w:rPr>
-                <w:sz w:val="24"/>
-                <w:szCs w:val="24"/>
-              </w:rPr>
-              <w:br/>
-            </w:r>
-            <w:r>
-              <w:rPr>
+                <w:i w:val="0"/>
+                <w:sz w:val="24"/>
+                <w:u w:val="none"/>
+              </w:rPr>
+              <w:t>While activities:</w:t>
+            </w:r>
+          </w:p>
+          <w:p>
+            <w:pPr>
+              <w:spacing w:line="360" w:lineRule="auto" w:before="0" w:after="0"/>
+            </w:pPr>
+            <w:r>
+              <w:rPr>
+                <w:rFonts w:ascii="Arial" w:hAnsi="Arial" w:eastAsia="Arial" w:cs="Arial"/>
+                <w:b w:val="0"/>
+                <w:i w:val="0"/>
+                <w:sz w:val="24"/>
+                <w:u w:val="none"/>
+              </w:rPr>
+              <w:t>Practice reading sensor values, choosing a threshold, and predicting expected outputs.</w:t>
+            </w:r>
+          </w:p>
+          <w:p>
+            <w:pPr>
+              <w:spacing w:line="360" w:lineRule="auto" w:before="0" w:after="0"/>
+            </w:pPr>
+            <w:r>
+              <w:rPr>
+                <w:rFonts w:ascii="Arial" w:hAnsi="Arial" w:eastAsia="Arial" w:cs="Arial"/>
+                <w:b w:val="0"/>
+                <w:i w:val="0"/>
+                <w:sz w:val="24"/>
+                <w:u w:val="none"/>
+              </w:rPr>
+              <w:t>Use sample readings such as 120, 450, 650, and 900 as evidence for choosing one reliable threshold.</w:t>
+            </w:r>
+          </w:p>
+          <w:p>
+            <w:pPr>
+              <w:spacing w:line="360" w:lineRule="auto" w:before="0" w:after="0"/>
+            </w:pPr>
+            <w:r>
+              <w:rPr>
+                <w:rFonts w:ascii="Arial" w:hAnsi="Arial" w:eastAsia="Arial" w:cs="Arial"/>
                 <w:b/>
-                <w:bCs/>
-                <w:sz w:val="24"/>
-                <w:szCs w:val="24"/>
-              </w:rPr>
-              <w:t>Post activities</w:t>
-            </w:r>
-            <w:r>
-              <w:rPr>
-                <w:sz w:val="24"/>
-                <w:szCs w:val="24"/>
-              </w:rPr>
-              <w:br/>
-            </w:r>
-            <w:r>
-              <w:rPr>
-                <w:sz w:val="24"/>
-                <w:szCs w:val="24"/>
-              </w:rPr>
-              <w:lastRenderedPageBreak/>
+                <w:i w:val="0"/>
+                <w:sz w:val="24"/>
+                <w:u w:val="none"/>
+              </w:rPr>
+              <w:t>Post activities:</w:t>
+            </w:r>
+          </w:p>
+          <w:p>
+            <w:pPr>
+              <w:spacing w:line="360" w:lineRule="auto" w:before="0" w:after="0"/>
+            </w:pPr>
+            <w:r>
+              <w:rPr>
+                <w:rFonts w:ascii="Arial" w:hAnsi="Arial" w:eastAsia="Arial" w:cs="Arial"/>
+                <w:b w:val="0"/>
+                <w:i w:val="0"/>
+                <w:sz w:val="24"/>
+                <w:u w:val="none"/>
+              </w:rPr>
               <w:t>Compare your practice threshold with another student and decide which one is more reliable.</w:t>
             </w:r>
           </w:p>
@@ -1463,181 +1523,225 @@
               <w:bottom w:val="single" w:sz="4" w:space="0" w:color="auto"/>
               <w:right w:val="single" w:sz="4" w:space="0" w:color="auto"/>
             </w:tcBorders>
+            <w:vAlign w:val="top"/>
           </w:tcPr>
           <w:p>
             <w:pPr>
-              <w:spacing w:line="360" w:lineRule="auto"/>
-              <w:rPr>
-                <w:sz w:val="24"/>
-                <w:szCs w:val="24"/>
-              </w:rPr>
-            </w:pPr>
-            <w:r>
-              <w:rPr>
+              <w:spacing w:line="360" w:lineRule="auto" w:before="0" w:after="0"/>
+            </w:pPr>
+            <w:r>
+              <w:rPr>
+                <w:rFonts w:ascii="Arial" w:hAnsi="Arial" w:eastAsia="Arial" w:cs="Arial"/>
                 <w:b/>
-                <w:bCs/>
-                <w:sz w:val="24"/>
-                <w:szCs w:val="24"/>
-              </w:rPr>
-              <w:lastRenderedPageBreak/>
-              <w:t>Topic:</w:t>
-            </w:r>
-            <w:r>
-              <w:rPr>
-                <w:sz w:val="24"/>
-                <w:szCs w:val="24"/>
-              </w:rPr>
-              <w:t xml:space="preserve"> </w:t>
-            </w:r>
-            <w:r>
-              <w:rPr>
-                <w:sz w:val="24"/>
-                <w:szCs w:val="24"/>
+                <w:i w:val="0"/>
+                <w:sz w:val="24"/>
+                <w:u w:val="none"/>
+              </w:rPr>
+              <w:t xml:space="preserve">Topic: </w:t>
+            </w:r>
+            <w:r>
+              <w:rPr>
+                <w:rFonts w:ascii="Arial" w:hAnsi="Arial" w:eastAsia="Arial" w:cs="Arial"/>
+                <w:b w:val="0"/>
+                <w:i w:val="0"/>
+                <w:sz w:val="24"/>
+                <w:u w:val="none"/>
               </w:rPr>
               <w:t>RGB output and state colors</w:t>
             </w:r>
-            <w:r>
-              <w:rPr>
-                <w:sz w:val="24"/>
-                <w:szCs w:val="24"/>
-              </w:rPr>
-              <w:br/>
-            </w:r>
-            <w:r>
-              <w:rPr>
-                <w:sz w:val="24"/>
-                <w:szCs w:val="24"/>
-              </w:rPr>
-              <w:br/>
-            </w:r>
-            <w:r>
-              <w:rPr>
+          </w:p>
+          <w:p>
+            <w:pPr>
+              <w:spacing w:line="360" w:lineRule="auto" w:before="0" w:after="0"/>
+            </w:pPr>
+            <w:r>
+              <w:rPr>
+                <w:rFonts w:ascii="Arial" w:hAnsi="Arial" w:eastAsia="Arial" w:cs="Arial"/>
+                <w:i w:val="0"/>
+                <w:sz w:val="24"/>
+                <w:u w:val="none"/>
                 <w:b/>
-                <w:bCs/>
-                <w:sz w:val="24"/>
-                <w:szCs w:val="24"/>
-              </w:rPr>
-              <w:t>Pre-activities</w:t>
-            </w:r>
-            <w:r>
-              <w:rPr>
-                <w:sz w:val="24"/>
-                <w:szCs w:val="24"/>
-              </w:rPr>
-              <w:br/>
+              </w:rPr>
+              <w:t>Class Objective:</w:t>
+            </w:r>
+          </w:p>
+          <w:p>
+            <w:pPr>
+              <w:spacing w:line="360" w:lineRule="auto" w:before="0" w:after="0"/>
+            </w:pPr>
+            <w:r>
+              <w:rPr>
+                <w:rFonts w:ascii="Arial" w:hAnsi="Arial" w:eastAsia="Arial" w:cs="Arial"/>
+                <w:i w:val="0"/>
+                <w:sz w:val="24"/>
+                <w:u w:val="none"/>
+              </w:rPr>
+              <w:t>Complete a threshold check and program RGB colors for ready, active, warning, and error states.</w:t>
+            </w:r>
+          </w:p>
+          <w:p>
+            <w:pPr>
+              <w:spacing w:line="360" w:lineRule="auto" w:before="0" w:after="0"/>
+            </w:pPr>
+            <w:r>
+              <w:rPr>
+                <w:rFonts w:ascii="Arial" w:hAnsi="Arial" w:eastAsia="Arial" w:cs="Arial"/>
+                <w:b/>
+                <w:i w:val="0"/>
+                <w:sz w:val="24"/>
+                <w:u w:val="none"/>
+              </w:rPr>
+              <w:t>Pre-activities:</w:t>
+            </w:r>
+          </w:p>
+          <w:p>
+            <w:pPr>
+              <w:spacing w:line="360" w:lineRule="auto" w:before="0" w:after="0"/>
+            </w:pPr>
+            <w:r>
+              <w:rPr>
+                <w:rFonts w:ascii="Arial" w:hAnsi="Arial" w:eastAsia="Arial" w:cs="Arial"/>
+                <w:b w:val="0"/>
+                <w:i w:val="0"/>
+                <w:sz w:val="24"/>
+                <w:u w:val="none"/>
+              </w:rPr>
               <w:t>Review Week 6 practice vocabulary (part 2).</w:t>
             </w:r>
-            <w:r>
-              <w:rPr>
-                <w:sz w:val="24"/>
-                <w:szCs w:val="24"/>
-              </w:rPr>
-              <w:br/>
+          </w:p>
+          <w:p>
+            <w:pPr>
+              <w:spacing w:line="360" w:lineRule="auto" w:before="0" w:after="0"/>
+            </w:pPr>
+            <w:r>
+              <w:rPr>
+                <w:rFonts w:ascii="Arial" w:hAnsi="Arial" w:eastAsia="Arial" w:cs="Arial"/>
+                <w:b w:val="0"/>
+                <w:i w:val="0"/>
+                <w:sz w:val="24"/>
+                <w:u w:val="none"/>
+              </w:rPr>
               <w:t>RGB: Red, green, and blue colors used to make other colors</w:t>
             </w:r>
-            <w:r>
-              <w:rPr>
-                <w:sz w:val="24"/>
-                <w:szCs w:val="24"/>
-              </w:rPr>
-              <w:br/>
+          </w:p>
+          <w:p>
+            <w:pPr>
+              <w:spacing w:line="360" w:lineRule="auto" w:before="0" w:after="0"/>
+            </w:pPr>
+            <w:r>
+              <w:rPr>
+                <w:rFonts w:ascii="Arial" w:hAnsi="Arial" w:eastAsia="Arial" w:cs="Arial"/>
+                <w:b w:val="0"/>
+                <w:i w:val="0"/>
+                <w:sz w:val="24"/>
+                <w:u w:val="none"/>
+              </w:rPr>
               <w:t>channel: One part of a color or signal</w:t>
             </w:r>
-            <w:r>
-              <w:rPr>
-                <w:sz w:val="24"/>
-                <w:szCs w:val="24"/>
-              </w:rPr>
-              <w:br/>
+          </w:p>
+          <w:p>
+            <w:pPr>
+              <w:spacing w:line="360" w:lineRule="auto" w:before="0" w:after="0"/>
+            </w:pPr>
+            <w:r>
+              <w:rPr>
+                <w:rFonts w:ascii="Arial" w:hAnsi="Arial" w:eastAsia="Arial" w:cs="Arial"/>
+                <w:b w:val="0"/>
+                <w:i w:val="0"/>
+                <w:sz w:val="24"/>
+                <w:u w:val="none"/>
+              </w:rPr>
               <w:t>alert: A warning signal</w:t>
             </w:r>
           </w:p>
           <w:p>
             <w:pPr>
-              <w:spacing w:line="360" w:lineRule="auto"/>
-              <w:rPr>
-                <w:sz w:val="24"/>
-                <w:szCs w:val="24"/>
-              </w:rPr>
-            </w:pPr>
-            <w:r>
-              <w:rPr>
-                <w:sz w:val="24"/>
-                <w:szCs w:val="24"/>
-              </w:rPr>
-              <w:br/>
+              <w:spacing w:line="360" w:lineRule="auto" w:before="0" w:after="0"/>
+            </w:pPr>
+            <w:r>
+              <w:rPr>
+                <w:rFonts w:ascii="Arial" w:hAnsi="Arial" w:eastAsia="Arial" w:cs="Arial"/>
+                <w:b w:val="0"/>
+                <w:i w:val="0"/>
+                <w:sz w:val="24"/>
+                <w:u w:val="none"/>
+              </w:rPr>
               <w:t>Use the simulator to test red, green, and blue color combinations.</w:t>
             </w:r>
-            <w:r>
-              <w:rPr>
-                <w:sz w:val="24"/>
-                <w:szCs w:val="24"/>
-              </w:rPr>
-              <w:br/>
-            </w:r>
-            <w:r>
-              <w:rPr>
-                <w:sz w:val="24"/>
-                <w:szCs w:val="24"/>
-              </w:rPr>
-              <w:br/>
-            </w:r>
-            <w:r>
-              <w:rPr>
+          </w:p>
+          <w:p>
+            <w:pPr>
+              <w:spacing w:line="360" w:lineRule="auto" w:before="0" w:after="0"/>
+            </w:pPr>
+            <w:r>
+              <w:rPr>
+                <w:rFonts w:ascii="Arial" w:hAnsi="Arial" w:eastAsia="Arial" w:cs="Arial"/>
                 <w:b/>
-                <w:bCs/>
-                <w:sz w:val="24"/>
-                <w:szCs w:val="24"/>
-              </w:rPr>
-              <w:t>While activities</w:t>
-            </w:r>
-            <w:r>
-              <w:rPr>
-                <w:sz w:val="24"/>
-                <w:szCs w:val="24"/>
-              </w:rPr>
-              <w:br/>
-            </w:r>
-            <w:r>
-              <w:rPr>
-                <w:sz w:val="24"/>
-                <w:szCs w:val="24"/>
+                <w:i w:val="0"/>
+                <w:sz w:val="24"/>
+                <w:u w:val="none"/>
+              </w:rPr>
+              <w:t>While activities:</w:t>
+            </w:r>
+          </w:p>
+          <w:p>
+            <w:pPr>
+              <w:spacing w:line="360" w:lineRule="auto" w:before="0" w:after="0"/>
+            </w:pPr>
+            <w:r>
+              <w:rPr>
+                <w:rFonts w:ascii="Arial" w:hAnsi="Arial" w:eastAsia="Arial" w:cs="Arial"/>
+                <w:b w:val="0"/>
+                <w:i w:val="0"/>
+                <w:sz w:val="24"/>
                 <w:highlight w:val="yellow"/>
-              </w:rPr>
-              <w:t>Complete Daily Grade #3: Complete a quiz-style sensor threshold check with 6 readings, one justified threshold, the expected output for each reading, and a 2-sentence explanation of the rule. Then program RGB states for ready, active, warning, and error and explain why each color matches the system state.</w:t>
-            </w:r>
-            <w:r>
-              <w:rPr>
-                <w:sz w:val="24"/>
-                <w:szCs w:val="24"/>
-                <w:highlight w:val="yellow"/>
-              </w:rPr>
-              <w:br/>
-            </w:r>
-            <w:r>
-              <w:rPr>
-                <w:sz w:val="24"/>
-                <w:szCs w:val="24"/>
-                <w:highlight w:val="yellow"/>
-              </w:rPr>
-              <w:br/>
-            </w:r>
-            <w:r>
-              <w:rPr>
+                <w:u w:val="none"/>
+              </w:rPr>
+              <w:t>Complete Daily Grade #3: Complete a quiz-style sensor threshold check with 6 readings, one justified threshold, the expected output for each reading, and a 2-sentence explanation of the rule.</w:t>
+            </w:r>
+          </w:p>
+          <w:p>
+            <w:pPr>
+              <w:spacing w:line="360" w:lineRule="auto" w:before="0" w:after="0"/>
+            </w:pPr>
+            <w:r>
+              <w:rPr>
+                <w:rFonts w:ascii="Arial" w:hAnsi="Arial" w:eastAsia="Arial" w:cs="Arial"/>
+                <w:b w:val="0"/>
+                <w:i w:val="0"/>
+                <w:sz w:val="24"/>
+                <w:u w:val="none"/>
+              </w:rPr>
+              <w:t>Then program RGB states for ready, active, warning, and error and explain why each color matches the system state.</w:t>
+            </w:r>
+          </w:p>
+          <w:p>
+            <w:pPr>
+              <w:spacing w:line="360" w:lineRule="auto" w:before="0" w:after="0"/>
+            </w:pPr>
+            <w:r>
+              <w:rPr>
+                <w:rFonts w:ascii="Arial" w:hAnsi="Arial" w:eastAsia="Arial" w:cs="Arial"/>
                 <w:b/>
-                <w:bCs/>
-                <w:sz w:val="24"/>
-                <w:szCs w:val="24"/>
-              </w:rPr>
-              <w:lastRenderedPageBreak/>
-              <w:t>Post activities</w:t>
-            </w:r>
-            <w:r>
-              <w:rPr>
-                <w:sz w:val="24"/>
-                <w:szCs w:val="24"/>
-              </w:rPr>
-              <w:br/>
+                <w:i w:val="0"/>
+                <w:sz w:val="24"/>
+                <w:u w:val="none"/>
+              </w:rPr>
+              <w:t>Post activities:</w:t>
+            </w:r>
+          </w:p>
+          <w:p>
+            <w:pPr>
+              <w:spacing w:line="360" w:lineRule="auto" w:before="0" w:after="0"/>
+            </w:pPr>
+            <w:r>
+              <w:rPr>
+                <w:rFonts w:ascii="Arial" w:hAnsi="Arial" w:eastAsia="Arial" w:cs="Arial"/>
+                <w:b w:val="0"/>
+                <w:i w:val="0"/>
+                <w:sz w:val="24"/>
+                <w:u w:val="none"/>
+              </w:rPr>
               <w:t>Explain which color is clearest for an alert and why.</w:t>
             </w:r>
           </w:p>
@@ -1656,31 +1760,31 @@
               <w:bottom w:val="single" w:sz="4" w:space="0" w:color="auto"/>
               <w:right w:val="single" w:sz="4" w:space="0" w:color="auto"/>
             </w:tcBorders>
+            <w:vAlign w:val="top"/>
           </w:tcPr>
           <w:p>
             <w:pPr>
-              <w:spacing w:line="360" w:lineRule="auto"/>
-              <w:rPr>
-                <w:sz w:val="24"/>
-                <w:szCs w:val="24"/>
-              </w:rPr>
-            </w:pPr>
-            <w:r>
-              <w:rPr>
+              <w:spacing w:line="360" w:lineRule="auto" w:before="0" w:after="0"/>
+            </w:pPr>
+            <w:r>
+              <w:rPr>
+                <w:rFonts w:ascii="Arial" w:hAnsi="Arial" w:eastAsia="Arial" w:cs="Arial"/>
                 <w:b/>
-                <w:bCs/>
-                <w:sz w:val="24"/>
-                <w:szCs w:val="24"/>
-              </w:rPr>
-              <w:lastRenderedPageBreak/>
-              <w:t>Resources:</w:t>
-            </w:r>
-            <w:r>
-              <w:rPr>
-                <w:sz w:val="24"/>
-                <w:szCs w:val="24"/>
-              </w:rPr>
-              <w:t xml:space="preserve"> Pen, pencil, technology notebook, student email and password, Google Classroom, computer, Freenove/Arduino kit, Arduino IDE, USB cable, breadboard, LEDs, resistors, light sensor or selected sensor, RGB LED, threshold worksheet, projector.</w:t>
+                <w:i w:val="0"/>
+                <w:sz w:val="24"/>
+                <w:u w:val="none"/>
+              </w:rPr>
+              <w:t xml:space="preserve">Resources: </w:t>
+            </w:r>
+            <w:r>
+              <w:rPr>
+                <w:rFonts w:ascii="Arial" w:hAnsi="Arial" w:eastAsia="Arial" w:cs="Arial"/>
+                <w:b w:val="0"/>
+                <w:i w:val="0"/>
+                <w:sz w:val="24"/>
+                <w:u w:val="none"/>
+              </w:rPr>
+              <w:t>Pen, pencil, technology notebook, student's computer, email and password</w:t>
             </w:r>
           </w:p>
         </w:tc>
@@ -1693,30 +1797,31 @@
               <w:bottom w:val="single" w:sz="4" w:space="0" w:color="auto"/>
               <w:right w:val="single" w:sz="4" w:space="0" w:color="auto"/>
             </w:tcBorders>
+            <w:vAlign w:val="top"/>
           </w:tcPr>
           <w:p>
             <w:pPr>
-              <w:spacing w:line="360" w:lineRule="auto"/>
-              <w:rPr>
-                <w:sz w:val="24"/>
-                <w:szCs w:val="24"/>
-              </w:rPr>
-            </w:pPr>
-            <w:r>
-              <w:rPr>
+              <w:spacing w:line="360" w:lineRule="auto" w:before="0" w:after="0"/>
+            </w:pPr>
+            <w:r>
+              <w:rPr>
+                <w:rFonts w:ascii="Arial" w:hAnsi="Arial" w:eastAsia="Arial" w:cs="Arial"/>
                 <w:b/>
-                <w:bCs/>
-                <w:sz w:val="24"/>
-                <w:szCs w:val="24"/>
-              </w:rPr>
-              <w:t>Resources:</w:t>
-            </w:r>
-            <w:r>
-              <w:rPr>
-                <w:sz w:val="24"/>
-                <w:szCs w:val="24"/>
-              </w:rPr>
-              <w:t xml:space="preserve"> Pen, pencil, technology notebook, student email and password, Google Classroom, computer, Freenove/Arduino kit, Arduino IDE, USB cable, breadboard, LEDs, resistors, light sensor or selected sensor, RGB LED, threshold worksheet, projector.</w:t>
+                <w:i w:val="0"/>
+                <w:sz w:val="24"/>
+                <w:u w:val="none"/>
+              </w:rPr>
+              <w:t xml:space="preserve">Resources: </w:t>
+            </w:r>
+            <w:r>
+              <w:rPr>
+                <w:rFonts w:ascii="Arial" w:hAnsi="Arial" w:eastAsia="Arial" w:cs="Arial"/>
+                <w:b w:val="0"/>
+                <w:i w:val="0"/>
+                <w:sz w:val="24"/>
+                <w:u w:val="none"/>
+              </w:rPr>
+              <w:t>Pen, pencil, technology notebook, student's computer, email and password</w:t>
             </w:r>
           </w:p>
         </w:tc>
@@ -1732,19 +1837,20 @@
               <w:right w:val="single" w:sz="4" w:space="0" w:color="auto"/>
             </w:tcBorders>
             <w:shd w:val="clear" w:color="auto" w:fill="A8D08D"/>
+            <w:vAlign w:val="center"/>
           </w:tcPr>
           <w:p>
             <w:pPr>
-              <w:spacing w:line="360" w:lineRule="auto"/>
-              <w:rPr>
-                <w:sz w:val="24"/>
-                <w:szCs w:val="24"/>
-              </w:rPr>
-            </w:pPr>
-            <w:r>
-              <w:rPr>
-                <w:sz w:val="24"/>
-                <w:szCs w:val="24"/>
+              <w:jc w:val="center"/>
+              <w:spacing w:line="360" w:lineRule="auto" w:before="0" w:after="0"/>
+            </w:pPr>
+            <w:r>
+              <w:rPr>
+                <w:rFonts w:ascii="Arial" w:hAnsi="Arial" w:eastAsia="Arial" w:cs="Arial"/>
+                <w:b/>
+                <w:i w:val="0"/>
+                <w:sz w:val="24"/>
+                <w:u w:val="none"/>
               </w:rPr>
               <w:t>9A, 9B day – 45min – April - Week 7</w:t>
             </w:r>
@@ -1760,19 +1866,20 @@
               <w:right w:val="single" w:sz="4" w:space="0" w:color="auto"/>
             </w:tcBorders>
             <w:shd w:val="clear" w:color="auto" w:fill="A8D08D"/>
+            <w:vAlign w:val="center"/>
           </w:tcPr>
           <w:p>
             <w:pPr>
-              <w:spacing w:line="360" w:lineRule="auto"/>
-              <w:rPr>
-                <w:sz w:val="24"/>
-                <w:szCs w:val="24"/>
-              </w:rPr>
-            </w:pPr>
-            <w:r>
-              <w:rPr>
-                <w:sz w:val="24"/>
-                <w:szCs w:val="24"/>
+              <w:jc w:val="center"/>
+              <w:spacing w:line="360" w:lineRule="auto" w:before="0" w:after="0"/>
+            </w:pPr>
+            <w:r>
+              <w:rPr>
+                <w:rFonts w:ascii="Arial" w:hAnsi="Arial" w:eastAsia="Arial" w:cs="Arial"/>
+                <w:b/>
+                <w:i w:val="0"/>
+                <w:sz w:val="24"/>
+                <w:u w:val="none"/>
               </w:rPr>
               <w:t>9A, 9B day – 90 min – April - Week 7</w:t>
             </w:r>
@@ -1789,218 +1896,254 @@
               <w:bottom w:val="single" w:sz="4" w:space="0" w:color="auto"/>
               <w:right w:val="single" w:sz="4" w:space="0" w:color="auto"/>
             </w:tcBorders>
+            <w:vAlign w:val="top"/>
           </w:tcPr>
           <w:p>
             <w:pPr>
-              <w:spacing w:line="360" w:lineRule="auto"/>
-              <w:rPr>
-                <w:sz w:val="24"/>
-                <w:szCs w:val="24"/>
-              </w:rPr>
-            </w:pPr>
-            <w:r>
-              <w:rPr>
+              <w:spacing w:line="360" w:lineRule="auto" w:before="0" w:after="0"/>
+            </w:pPr>
+            <w:r>
+              <w:rPr>
+                <w:rFonts w:ascii="Arial" w:hAnsi="Arial" w:eastAsia="Arial" w:cs="Arial"/>
                 <w:b/>
-                <w:bCs/>
-                <w:sz w:val="24"/>
-                <w:szCs w:val="24"/>
-              </w:rPr>
-              <w:t>Topic:</w:t>
-            </w:r>
-            <w:r>
-              <w:rPr>
+                <w:i w:val="0"/>
+                <w:sz w:val="24"/>
+                <w:u w:val="none"/>
+              </w:rPr>
+              <w:t xml:space="preserve">Topic: </w:t>
+            </w:r>
+            <w:r>
+              <w:rPr>
+                <w:rFonts w:ascii="Arial" w:hAnsi="Arial" w:eastAsia="Arial" w:cs="Arial"/>
+                <w:b w:val="0"/>
+                <w:i w:val="0"/>
+                <w:sz w:val="24"/>
+                <w:u w:val="none"/>
+              </w:rPr>
+              <w:t>Addressable LEDs and animation</w:t>
+            </w:r>
+          </w:p>
+          <w:p>
+            <w:pPr>
+              <w:spacing w:line="360" w:lineRule="auto" w:before="0" w:after="0"/>
+            </w:pPr>
+            <w:r>
+              <w:rPr>
+                <w:rFonts w:ascii="Arial" w:hAnsi="Arial" w:eastAsia="Arial" w:cs="Arial"/>
+                <w:i w:val="0"/>
+                <w:sz w:val="24"/>
+                <w:u w:val="none"/>
                 <w:b/>
-                <w:bCs/>
-                <w:sz w:val="24"/>
-                <w:szCs w:val="24"/>
-              </w:rPr>
-              <w:t xml:space="preserve"> </w:t>
-            </w:r>
-            <w:r>
-              <w:rPr>
-                <w:sz w:val="24"/>
-                <w:szCs w:val="24"/>
-              </w:rPr>
-              <w:t>Addressable LEDs and animation</w:t>
-            </w:r>
-            <w:r>
-              <w:rPr>
-                <w:sz w:val="24"/>
-                <w:szCs w:val="24"/>
-              </w:rPr>
-              <w:br/>
-            </w:r>
-            <w:r>
-              <w:rPr>
-                <w:sz w:val="24"/>
-                <w:szCs w:val="24"/>
-              </w:rPr>
-              <w:br/>
-            </w:r>
-            <w:r>
-              <w:rPr>
+              </w:rPr>
+              <w:t>Class Objective:</w:t>
+            </w:r>
+          </w:p>
+          <w:p>
+            <w:pPr>
+              <w:spacing w:line="360" w:lineRule="auto" w:before="0" w:after="0"/>
+            </w:pPr>
+            <w:r>
+              <w:rPr>
+                <w:rFonts w:ascii="Arial" w:hAnsi="Arial" w:eastAsia="Arial" w:cs="Arial"/>
+                <w:i w:val="0"/>
+                <w:sz w:val="24"/>
+                <w:u w:val="none"/>
+              </w:rPr>
+              <w:t>Create an addressable LED light pattern with multiple colors and speed settings.</w:t>
+            </w:r>
+          </w:p>
+          <w:p>
+            <w:pPr>
+              <w:spacing w:line="360" w:lineRule="auto" w:before="0" w:after="0"/>
+            </w:pPr>
+            <w:r>
+              <w:rPr>
+                <w:rFonts w:ascii="Arial" w:hAnsi="Arial" w:eastAsia="Arial" w:cs="Arial"/>
                 <w:b/>
-                <w:bCs/>
-                <w:sz w:val="24"/>
-                <w:szCs w:val="24"/>
-              </w:rPr>
-              <w:t>Pre-activities</w:t>
-            </w:r>
-            <w:r>
-              <w:rPr>
+                <w:i w:val="0"/>
+                <w:sz w:val="24"/>
+                <w:u w:val="none"/>
+              </w:rPr>
+              <w:t>Pre-activities:</w:t>
+            </w:r>
+          </w:p>
+          <w:p>
+            <w:pPr>
+              <w:spacing w:line="360" w:lineRule="auto" w:before="0" w:after="0"/>
+            </w:pPr>
+            <w:r>
+              <w:rPr>
+                <w:rFonts w:ascii="Arial" w:hAnsi="Arial" w:eastAsia="Arial" w:cs="Arial"/>
+                <w:b w:val="0"/>
+                <w:i w:val="0"/>
+                <w:sz w:val="24"/>
+                <w:u w:val="none"/>
+              </w:rPr>
+              <w:t>Review Week 7 practice vocabulary (part 1).</w:t>
+            </w:r>
+          </w:p>
+          <w:p>
+            <w:pPr>
+              <w:spacing w:line="360" w:lineRule="auto" w:before="0" w:after="0"/>
+            </w:pPr>
+            <w:r>
+              <w:rPr>
+                <w:rFonts w:ascii="Arial" w:hAnsi="Arial" w:eastAsia="Arial" w:cs="Arial"/>
+                <w:b w:val="0"/>
+                <w:i w:val="0"/>
+                <w:sz w:val="24"/>
+                <w:u w:val="none"/>
+              </w:rPr>
+              <w:t>addressable LED: A light that can be controlled separately in a strip or group</w:t>
+            </w:r>
+          </w:p>
+          <w:p>
+            <w:pPr>
+              <w:spacing w:line="360" w:lineRule="auto" w:before="0" w:after="0"/>
+            </w:pPr>
+            <w:r>
+              <w:rPr>
+                <w:rFonts w:ascii="Arial" w:hAnsi="Arial" w:eastAsia="Arial" w:cs="Arial"/>
+                <w:b w:val="0"/>
+                <w:i w:val="0"/>
+                <w:sz w:val="24"/>
+                <w:u w:val="none"/>
+              </w:rPr>
+              <w:t>pixel: One tiny dot in a digital image or display</w:t>
+            </w:r>
+          </w:p>
+          <w:p>
+            <w:pPr>
+              <w:spacing w:line="360" w:lineRule="auto" w:before="0" w:after="0"/>
+            </w:pPr>
+            <w:r>
+              <w:rPr>
+                <w:rFonts w:ascii="Arial" w:hAnsi="Arial" w:eastAsia="Arial" w:cs="Arial"/>
+                <w:b w:val="0"/>
+                <w:i w:val="0"/>
+                <w:sz w:val="24"/>
+                <w:u w:val="none"/>
+              </w:rPr>
+              <w:t>animation: A sequence of images or changes that looks like movement</w:t>
+            </w:r>
+          </w:p>
+          <w:p>
+            <w:pPr>
+              <w:spacing w:line="360" w:lineRule="auto" w:before="0" w:after="0"/>
+            </w:pPr>
+            <w:r>
+              <w:rPr>
+                <w:rFonts w:ascii="Arial" w:hAnsi="Arial" w:eastAsia="Arial" w:cs="Arial"/>
+                <w:b w:val="0"/>
+                <w:i w:val="0"/>
+                <w:sz w:val="24"/>
+                <w:u w:val="none"/>
+              </w:rPr>
+              <w:t>pattern: Something that repeats or has a clear order</w:t>
+            </w:r>
+          </w:p>
+          <w:p>
+            <w:pPr>
+              <w:spacing w:line="360" w:lineRule="auto" w:before="0" w:after="0"/>
+            </w:pPr>
+            <w:r>
+              <w:rPr>
+                <w:rFonts w:ascii="Arial" w:hAnsi="Arial" w:eastAsia="Arial" w:cs="Arial"/>
+                <w:b w:val="0"/>
+                <w:i w:val="0"/>
+                <w:sz w:val="24"/>
+                <w:u w:val="none"/>
+              </w:rPr>
+              <w:t>speed: How fast something happens or moves</w:t>
+            </w:r>
+          </w:p>
+          <w:p>
+            <w:pPr>
+              <w:spacing w:line="360" w:lineRule="auto" w:before="0" w:after="0"/>
+            </w:pPr>
+            <w:r>
+              <w:rPr>
+                <w:rFonts w:ascii="Arial" w:hAnsi="Arial" w:eastAsia="Arial" w:cs="Arial"/>
+                <w:b w:val="0"/>
+                <w:i w:val="0"/>
+                <w:sz w:val="24"/>
+                <w:u w:val="none"/>
+              </w:rPr>
+              <w:t>Match these words with definitions using the vocabulary website: addressable LED, pixel, animation, pattern, speed.</w:t>
+            </w:r>
+          </w:p>
+          <w:p>
+            <w:pPr>
+              <w:spacing w:line="360" w:lineRule="auto" w:before="0" w:after="0"/>
+            </w:pPr>
+            <w:r>
+              <w:rPr>
+                <w:rFonts w:ascii="Arial" w:hAnsi="Arial" w:eastAsia="Arial" w:cs="Arial"/>
                 <w:b/>
-                <w:bCs/>
-                <w:sz w:val="24"/>
-                <w:szCs w:val="24"/>
-              </w:rPr>
-              <w:br/>
-            </w:r>
-            <w:r>
-              <w:rPr>
-                <w:sz w:val="24"/>
-                <w:szCs w:val="24"/>
-              </w:rPr>
-              <w:t>Review Week 7 practice vocabulary (part 1).</w:t>
-            </w:r>
-            <w:r>
-              <w:rPr>
-                <w:sz w:val="24"/>
-                <w:szCs w:val="24"/>
-              </w:rPr>
-              <w:br/>
-              <w:t>addressable LED: A light that can be controlled separately in a strip or group</w:t>
-            </w:r>
-            <w:r>
-              <w:rPr>
-                <w:sz w:val="24"/>
-                <w:szCs w:val="24"/>
-              </w:rPr>
-              <w:br/>
-              <w:t>pixel: One tiny dot in a digital image or display</w:t>
-            </w:r>
-            <w:r>
-              <w:rPr>
-                <w:sz w:val="24"/>
-                <w:szCs w:val="24"/>
-              </w:rPr>
-              <w:br/>
-              <w:t>animation: A sequence of images or changes that looks like movement</w:t>
-            </w:r>
-            <w:r>
-              <w:rPr>
-                <w:sz w:val="24"/>
-                <w:szCs w:val="24"/>
-              </w:rPr>
-              <w:br/>
-              <w:t>pattern: Something that repeats or has a clear order</w:t>
-            </w:r>
-            <w:r>
-              <w:rPr>
-                <w:sz w:val="24"/>
-                <w:szCs w:val="24"/>
-              </w:rPr>
-              <w:br/>
-              <w:t>speed: How fast something happens or moves</w:t>
-            </w:r>
-          </w:p>
-          <w:p>
-            <w:pPr>
-              <w:spacing w:line="360" w:lineRule="auto"/>
-              <w:rPr>
-                <w:sz w:val="24"/>
-                <w:szCs w:val="24"/>
-              </w:rPr>
-            </w:pPr>
-            <w:r>
-              <w:rPr>
-                <w:sz w:val="24"/>
-                <w:szCs w:val="24"/>
-              </w:rPr>
-              <w:br/>
-              <w:t>Match these words with definitions</w:t>
-            </w:r>
-            <w:r>
-              <w:rPr>
-                <w:sz w:val="24"/>
-                <w:szCs w:val="24"/>
-              </w:rPr>
-              <w:t xml:space="preserve"> using the vocabulary website</w:t>
-            </w:r>
-            <w:r>
-              <w:rPr>
-                <w:sz w:val="24"/>
-                <w:szCs w:val="24"/>
-              </w:rPr>
-              <w:t>: addressable LED, pixel, animation, pattern, speed.</w:t>
-            </w:r>
-            <w:r>
-              <w:rPr>
-                <w:sz w:val="24"/>
-                <w:szCs w:val="24"/>
-              </w:rPr>
-              <w:br/>
-            </w:r>
-            <w:r>
-              <w:rPr>
-                <w:sz w:val="24"/>
-                <w:szCs w:val="24"/>
-              </w:rPr>
-              <w:br/>
-            </w:r>
-            <w:r>
-              <w:rPr>
+                <w:i w:val="0"/>
+                <w:sz w:val="24"/>
+                <w:u w:val="none"/>
+              </w:rPr>
+              <w:t>While activities:</w:t>
+            </w:r>
+          </w:p>
+          <w:p>
+            <w:pPr>
+              <w:spacing w:line="360" w:lineRule="auto" w:before="0" w:after="0"/>
+            </w:pPr>
+            <w:r>
+              <w:rPr>
+                <w:rFonts w:ascii="Arial" w:hAnsi="Arial" w:eastAsia="Arial" w:cs="Arial"/>
+                <w:b w:val="0"/>
+                <w:i w:val="0"/>
+                <w:sz w:val="24"/>
+                <w:u w:val="none"/>
+              </w:rPr>
+              <w:t>Create a simple addressable LED light pattern with at least 3 colors, such as green, yellow, and red, and 2 speed settings.</w:t>
+            </w:r>
+          </w:p>
+          <w:p>
+            <w:pPr>
+              <w:spacing w:line="360" w:lineRule="auto" w:before="0" w:after="0"/>
+            </w:pPr>
+            <w:r>
+              <w:rPr>
+                <w:rFonts w:ascii="Arial" w:hAnsi="Arial" w:eastAsia="Arial" w:cs="Arial"/>
+                <w:b w:val="0"/>
+                <w:i w:val="0"/>
+                <w:sz w:val="24"/>
+                <w:u w:val="none"/>
+              </w:rPr>
+              <w:t>Compare fixed and moving patterns.</w:t>
+            </w:r>
+          </w:p>
+          <w:p>
+            <w:pPr>
+              <w:spacing w:line="360" w:lineRule="auto" w:before="0" w:after="0"/>
+            </w:pPr>
+            <w:r>
+              <w:rPr>
+                <w:rFonts w:ascii="Arial" w:hAnsi="Arial" w:eastAsia="Arial" w:cs="Arial"/>
                 <w:b/>
-                <w:bCs/>
-                <w:sz w:val="24"/>
-                <w:szCs w:val="24"/>
-              </w:rPr>
-              <w:t>While activities</w:t>
-            </w:r>
-            <w:r>
-              <w:rPr>
-                <w:sz w:val="24"/>
-                <w:szCs w:val="24"/>
-              </w:rPr>
-              <w:br/>
-              <w:t xml:space="preserve">Create a simple addressable LED light pattern with at least 3 colors, such as green, yellow, and red, and 2 speed settings. Compare fixed </w:t>
-            </w:r>
-            <w:r>
-              <w:rPr>
-                <w:sz w:val="24"/>
-                <w:szCs w:val="24"/>
-              </w:rPr>
-              <w:lastRenderedPageBreak/>
-              <w:t>and moving patterns.</w:t>
-            </w:r>
-            <w:r>
-              <w:rPr>
-                <w:sz w:val="24"/>
-                <w:szCs w:val="24"/>
-              </w:rPr>
-              <w:br/>
-            </w:r>
-            <w:r>
-              <w:rPr>
-                <w:sz w:val="24"/>
-                <w:szCs w:val="24"/>
-              </w:rPr>
-              <w:br/>
-            </w:r>
-            <w:r>
-              <w:rPr>
-                <w:b/>
-                <w:bCs/>
-                <w:sz w:val="24"/>
-                <w:szCs w:val="24"/>
-              </w:rPr>
-              <w:t>Post activities</w:t>
-            </w:r>
-            <w:r>
-              <w:rPr>
-                <w:sz w:val="24"/>
-                <w:szCs w:val="24"/>
-              </w:rPr>
-              <w:br/>
+                <w:i w:val="0"/>
+                <w:sz w:val="24"/>
+                <w:u w:val="none"/>
+              </w:rPr>
+              <w:t>Post activities:</w:t>
+            </w:r>
+          </w:p>
+          <w:p>
+            <w:pPr>
+              <w:spacing w:line="360" w:lineRule="auto" w:before="0" w:after="0"/>
+            </w:pPr>
+            <w:r>
+              <w:rPr>
+                <w:rFonts w:ascii="Arial" w:hAnsi="Arial" w:eastAsia="Arial" w:cs="Arial"/>
+                <w:b w:val="0"/>
+                <w:i w:val="0"/>
+                <w:sz w:val="24"/>
+                <w:u w:val="none"/>
+              </w:rPr>
               <w:t>Sketch the final pattern and label each color state.</w:t>
             </w:r>
           </w:p>
@@ -2014,252 +2157,255 @@
               <w:bottom w:val="single" w:sz="4" w:space="0" w:color="auto"/>
               <w:right w:val="single" w:sz="4" w:space="0" w:color="auto"/>
             </w:tcBorders>
+            <w:vAlign w:val="top"/>
           </w:tcPr>
           <w:p>
             <w:pPr>
-              <w:spacing w:line="360" w:lineRule="auto"/>
-              <w:rPr>
-                <w:sz w:val="24"/>
-                <w:szCs w:val="24"/>
-              </w:rPr>
-            </w:pPr>
-            <w:r>
-              <w:rPr>
+              <w:spacing w:line="360" w:lineRule="auto" w:before="0" w:after="0"/>
+            </w:pPr>
+            <w:r>
+              <w:rPr>
+                <w:rFonts w:ascii="Arial" w:hAnsi="Arial" w:eastAsia="Arial" w:cs="Arial"/>
                 <w:b/>
-                <w:bCs/>
-                <w:sz w:val="24"/>
-                <w:szCs w:val="24"/>
-              </w:rPr>
-              <w:lastRenderedPageBreak/>
-              <w:t>Topic:</w:t>
-            </w:r>
-            <w:r>
-              <w:rPr>
+                <w:i w:val="0"/>
+                <w:sz w:val="24"/>
+                <w:u w:val="none"/>
+              </w:rPr>
+              <w:t xml:space="preserve">Topic: </w:t>
+            </w:r>
+            <w:r>
+              <w:rPr>
+                <w:rFonts w:ascii="Arial" w:hAnsi="Arial" w:eastAsia="Arial" w:cs="Arial"/>
+                <w:b w:val="0"/>
+                <w:i w:val="0"/>
+                <w:sz w:val="24"/>
+                <w:u w:val="none"/>
+              </w:rPr>
+              <w:t>Team robotics practice</w:t>
+            </w:r>
+          </w:p>
+          <w:p>
+            <w:pPr>
+              <w:spacing w:line="360" w:lineRule="auto" w:before="0" w:after="0"/>
+            </w:pPr>
+            <w:r>
+              <w:rPr>
+                <w:rFonts w:ascii="Arial" w:hAnsi="Arial" w:eastAsia="Arial" w:cs="Arial"/>
+                <w:i w:val="0"/>
+                <w:sz w:val="24"/>
+                <w:u w:val="none"/>
                 <w:b/>
-                <w:bCs/>
-                <w:sz w:val="24"/>
-                <w:szCs w:val="24"/>
-              </w:rPr>
-              <w:t xml:space="preserve"> </w:t>
-            </w:r>
-            <w:r>
-              <w:rPr>
-                <w:sz w:val="24"/>
-                <w:szCs w:val="24"/>
-              </w:rPr>
-              <w:t>Team robotics practice</w:t>
-            </w:r>
-            <w:r>
-              <w:rPr>
-                <w:sz w:val="24"/>
-                <w:szCs w:val="24"/>
-              </w:rPr>
-              <w:br/>
-            </w:r>
-            <w:r>
-              <w:rPr>
-                <w:sz w:val="24"/>
-                <w:szCs w:val="24"/>
-              </w:rPr>
-              <w:br/>
-            </w:r>
-            <w:r>
-              <w:rPr>
+              </w:rPr>
+              <w:t>Class Objective:</w:t>
+            </w:r>
+          </w:p>
+          <w:p>
+            <w:pPr>
+              <w:spacing w:line="360" w:lineRule="auto" w:before="0" w:after="0"/>
+            </w:pPr>
+            <w:r>
+              <w:rPr>
+                <w:rFonts w:ascii="Arial" w:hAnsi="Arial" w:eastAsia="Arial" w:cs="Arial"/>
+                <w:i w:val="0"/>
+                <w:sz w:val="24"/>
+                <w:u w:val="none"/>
+              </w:rPr>
+              <w:t>Debug a light or sound system with team roles and record feedback-based improvements.</w:t>
+            </w:r>
+          </w:p>
+          <w:p>
+            <w:pPr>
+              <w:spacing w:line="360" w:lineRule="auto" w:before="0" w:after="0"/>
+            </w:pPr>
+            <w:r>
+              <w:rPr>
+                <w:rFonts w:ascii="Arial" w:hAnsi="Arial" w:eastAsia="Arial" w:cs="Arial"/>
                 <w:b/>
-                <w:bCs/>
-                <w:sz w:val="24"/>
-                <w:szCs w:val="24"/>
-              </w:rPr>
-              <w:t>Pre-activities</w:t>
-            </w:r>
-            <w:r>
-              <w:rPr>
-                <w:sz w:val="24"/>
-                <w:szCs w:val="24"/>
-              </w:rPr>
-              <w:br/>
+                <w:i w:val="0"/>
+                <w:sz w:val="24"/>
+                <w:u w:val="none"/>
+              </w:rPr>
+              <w:t>Pre-activities:</w:t>
+            </w:r>
+          </w:p>
+          <w:p>
+            <w:pPr>
+              <w:spacing w:line="360" w:lineRule="auto" w:before="0" w:after="0"/>
+            </w:pPr>
+            <w:r>
+              <w:rPr>
+                <w:rFonts w:ascii="Arial" w:hAnsi="Arial" w:eastAsia="Arial" w:cs="Arial"/>
+                <w:b w:val="0"/>
+                <w:i w:val="0"/>
+                <w:sz w:val="24"/>
+                <w:u w:val="none"/>
+              </w:rPr>
               <w:t>Review Week 7 practice vocabulary (part 2).</w:t>
             </w:r>
-            <w:r>
-              <w:rPr>
-                <w:sz w:val="24"/>
-                <w:szCs w:val="24"/>
-              </w:rPr>
-              <w:br/>
+          </w:p>
+          <w:p>
+            <w:pPr>
+              <w:spacing w:line="360" w:lineRule="auto" w:before="0" w:after="0"/>
+            </w:pPr>
+            <w:r>
+              <w:rPr>
+                <w:rFonts w:ascii="Arial" w:hAnsi="Arial" w:eastAsia="Arial" w:cs="Arial"/>
+                <w:b w:val="0"/>
+                <w:i w:val="0"/>
+                <w:sz w:val="24"/>
+                <w:u w:val="none"/>
+              </w:rPr>
               <w:t>builder: The person who builds the physical parts</w:t>
             </w:r>
-            <w:r>
-              <w:rPr>
-                <w:sz w:val="24"/>
-                <w:szCs w:val="24"/>
-              </w:rPr>
-              <w:br/>
+          </w:p>
+          <w:p>
+            <w:pPr>
+              <w:spacing w:line="360" w:lineRule="auto" w:before="0" w:after="0"/>
+            </w:pPr>
+            <w:r>
+              <w:rPr>
+                <w:rFonts w:ascii="Arial" w:hAnsi="Arial" w:eastAsia="Arial" w:cs="Arial"/>
+                <w:b w:val="0"/>
+                <w:i w:val="0"/>
+                <w:sz w:val="24"/>
+                <w:u w:val="none"/>
+              </w:rPr>
               <w:t>coder: The person who works on the code</w:t>
             </w:r>
-            <w:r>
-              <w:rPr>
-                <w:sz w:val="24"/>
-                <w:szCs w:val="24"/>
-              </w:rPr>
-              <w:br/>
+          </w:p>
+          <w:p>
+            <w:pPr>
+              <w:spacing w:line="360" w:lineRule="auto" w:before="0" w:after="0"/>
+            </w:pPr>
+            <w:r>
+              <w:rPr>
+                <w:rFonts w:ascii="Arial" w:hAnsi="Arial" w:eastAsia="Arial" w:cs="Arial"/>
+                <w:b w:val="0"/>
+                <w:i w:val="0"/>
+                <w:sz w:val="24"/>
+                <w:u w:val="none"/>
+              </w:rPr>
               <w:t>tester: The person who checks if it works</w:t>
             </w:r>
-            <w:r>
-              <w:rPr>
-                <w:sz w:val="24"/>
-                <w:szCs w:val="24"/>
-              </w:rPr>
-              <w:br/>
-              <w:t>recorder: The person who writes notes or evidence</w:t>
-            </w:r>
-          </w:p>
-          <w:p>
-            <w:pPr>
-              <w:spacing w:line="360" w:lineRule="auto"/>
-              <w:rPr>
+          </w:p>
+          <w:p>
+            <w:pPr>
+              <w:spacing w:line="360" w:lineRule="auto" w:before="0" w:after="0"/>
+            </w:pPr>
+            <w:r>
+              <w:rPr>
+                <w:rFonts w:ascii="Arial" w:hAnsi="Arial" w:eastAsia="Arial" w:cs="Arial"/>
+                <w:b w:val="0"/>
+                <w:i w:val="0"/>
+                <w:sz w:val="24"/>
+                <w:u w:val="none"/>
+              </w:rPr>
+              <w:t>recorder: The person who writes notes or evidence Assign roles for builder, coder, tester, and recorder.</w:t>
+            </w:r>
+          </w:p>
+          <w:p>
+            <w:pPr>
+              <w:spacing w:line="360" w:lineRule="auto" w:before="0" w:after="0"/>
+            </w:pPr>
+            <w:r>
+              <w:rPr>
+                <w:rFonts w:ascii="Arial" w:hAnsi="Arial" w:eastAsia="Arial" w:cs="Arial"/>
                 <w:b/>
-                <w:bCs/>
-                <w:sz w:val="24"/>
-                <w:szCs w:val="24"/>
-              </w:rPr>
-            </w:pPr>
-            <w:r>
-              <w:rPr>
-                <w:sz w:val="24"/>
-                <w:szCs w:val="24"/>
-              </w:rPr>
-              <w:br/>
-              <w:t>Assign roles for builder, coder, tester, and recorder.</w:t>
-            </w:r>
-            <w:r>
-              <w:rPr>
-                <w:sz w:val="24"/>
-                <w:szCs w:val="24"/>
-              </w:rPr>
-              <w:br/>
-            </w:r>
-            <w:r>
-              <w:rPr>
-                <w:sz w:val="24"/>
-                <w:szCs w:val="24"/>
-              </w:rPr>
-              <w:br/>
-            </w:r>
-            <w:r>
-              <w:rPr>
+                <w:i w:val="0"/>
+                <w:sz w:val="24"/>
+                <w:u w:val="none"/>
+              </w:rPr>
+              <w:t>While activities:</w:t>
+            </w:r>
+          </w:p>
+          <w:p>
+            <w:pPr>
+              <w:spacing w:line="360" w:lineRule="auto" w:before="0" w:after="0"/>
+            </w:pPr>
+            <w:r>
+              <w:rPr>
+                <w:rFonts w:ascii="Arial" w:hAnsi="Arial" w:eastAsia="Arial" w:cs="Arial"/>
+                <w:b w:val="0"/>
+                <w:i w:val="0"/>
+                <w:sz w:val="24"/>
+                <w:u w:val="none"/>
+              </w:rPr>
+              <w:t>Review your Google Classroom submissions and verify you don’t have any pending work.</w:t>
+            </w:r>
+          </w:p>
+          <w:p>
+            <w:pPr>
+              <w:spacing w:line="360" w:lineRule="auto" w:before="0" w:after="0"/>
+            </w:pPr>
+            <w:r>
+              <w:rPr>
+                <w:rFonts w:ascii="Arial" w:hAnsi="Arial" w:eastAsia="Arial" w:cs="Arial"/>
+                <w:b w:val="0"/>
+                <w:i w:val="0"/>
+                <w:sz w:val="24"/>
+                <w:u w:val="none"/>
+              </w:rPr>
+              <w:t>After assigning roles, complete the diagram and debug the code in Google Classroom.</w:t>
+            </w:r>
+          </w:p>
+          <w:p>
+            <w:pPr>
+              <w:spacing w:line="360" w:lineRule="auto" w:before="0" w:after="0"/>
+            </w:pPr>
+            <w:r>
+              <w:rPr>
+                <w:rFonts w:ascii="Arial" w:hAnsi="Arial" w:eastAsia="Arial" w:cs="Arial"/>
+                <w:b w:val="0"/>
+                <w:i w:val="0"/>
+                <w:sz w:val="24"/>
+                <w:u w:val="none"/>
+              </w:rPr>
+              <w:t>Record the likely cause of one issue and the evidence that shows whether the fix worked.</w:t>
+            </w:r>
+          </w:p>
+          <w:p>
+            <w:pPr>
+              <w:spacing w:line="360" w:lineRule="auto" w:before="0" w:after="0"/>
+            </w:pPr>
+            <w:r>
+              <w:rPr>
+                <w:rFonts w:ascii="Arial" w:hAnsi="Arial" w:eastAsia="Arial" w:cs="Arial"/>
+                <w:b w:val="0"/>
+                <w:i w:val="0"/>
+                <w:sz w:val="24"/>
+                <w:highlight w:val="yellow"/>
+                <w:u w:val="none"/>
+              </w:rPr>
+              <w:t>Complete Appreciation Grade #2: Complete the teamwork and feedback checklist about communication, shared responsibility, respectful testing, organization, and response to feedback while improving a light/sound system.</w:t>
+            </w:r>
+          </w:p>
+          <w:p>
+            <w:pPr>
+              <w:spacing w:line="360" w:lineRule="auto" w:before="0" w:after="0"/>
+            </w:pPr>
+            <w:r>
+              <w:rPr>
+                <w:rFonts w:ascii="Arial" w:hAnsi="Arial" w:eastAsia="Arial" w:cs="Arial"/>
                 <w:b/>
-                <w:bCs/>
-                <w:sz w:val="24"/>
-                <w:szCs w:val="24"/>
-              </w:rPr>
-              <w:t>While activities</w:t>
-            </w:r>
-          </w:p>
-          <w:p>
-            <w:pPr>
-              <w:spacing w:line="360" w:lineRule="auto"/>
-              <w:rPr>
-                <w:sz w:val="24"/>
-                <w:szCs w:val="24"/>
-              </w:rPr>
-            </w:pPr>
-            <w:r>
-              <w:rPr>
-                <w:sz w:val="24"/>
-                <w:szCs w:val="24"/>
-              </w:rPr>
-              <w:t>Review your Google Classroom submissions and verify you don’t have any pending work.</w:t>
-            </w:r>
-          </w:p>
-          <w:p>
-            <w:pPr>
-              <w:spacing w:line="360" w:lineRule="auto"/>
-              <w:rPr>
-                <w:sz w:val="24"/>
-                <w:szCs w:val="24"/>
-              </w:rPr>
-            </w:pPr>
-          </w:p>
-          <w:p>
-            <w:pPr>
-              <w:spacing w:line="360" w:lineRule="auto"/>
-              <w:rPr>
-                <w:sz w:val="24"/>
-                <w:szCs w:val="24"/>
-              </w:rPr>
-            </w:pPr>
-            <w:r>
-              <w:rPr>
-                <w:sz w:val="24"/>
-                <w:szCs w:val="24"/>
-              </w:rPr>
-              <w:t>After assigning roles, complete the diagram and debug the code in Google Classroom. Record the likely cause of one issue and the evidence that shows whether the fix worked.</w:t>
-            </w:r>
-          </w:p>
-          <w:p>
-            <w:pPr>
-              <w:spacing w:line="360" w:lineRule="auto"/>
-              <w:rPr>
-                <w:sz w:val="24"/>
-                <w:szCs w:val="24"/>
-              </w:rPr>
-            </w:pPr>
-            <w:r>
-              <w:rPr>
-                <w:sz w:val="24"/>
-                <w:szCs w:val="24"/>
-                <w:highlight w:val="yellow"/>
-              </w:rPr>
-              <w:lastRenderedPageBreak/>
-              <w:t>Complete Appreciation Grade #2: Complete the teamwork and feedback checklist about communication, shared responsibility, respectful testing, organization, and response to feedback while improving a light/sound system.</w:t>
-            </w:r>
-          </w:p>
-          <w:p>
-            <w:pPr>
-              <w:spacing w:line="360" w:lineRule="auto"/>
-              <w:rPr>
-                <w:sz w:val="24"/>
-                <w:szCs w:val="24"/>
-              </w:rPr>
-            </w:pPr>
-          </w:p>
-          <w:p>
-            <w:pPr>
-              <w:spacing w:line="360" w:lineRule="auto"/>
-              <w:rPr>
-                <w:sz w:val="24"/>
-                <w:szCs w:val="24"/>
-              </w:rPr>
-            </w:pPr>
-            <w:r>
-              <w:rPr>
-                <w:sz w:val="24"/>
-                <w:szCs w:val="24"/>
-              </w:rPr>
-              <w:br/>
-            </w:r>
-            <w:r>
-              <w:rPr>
-                <w:sz w:val="24"/>
-                <w:szCs w:val="24"/>
-              </w:rPr>
-              <w:br/>
-            </w:r>
-            <w:r>
-              <w:rPr>
-                <w:b/>
-                <w:bCs/>
-                <w:sz w:val="24"/>
-                <w:szCs w:val="24"/>
-              </w:rPr>
-              <w:t>Post activities</w:t>
-            </w:r>
-            <w:r>
-              <w:rPr>
-                <w:sz w:val="24"/>
-                <w:szCs w:val="24"/>
-              </w:rPr>
-              <w:br/>
+                <w:i w:val="0"/>
+                <w:sz w:val="24"/>
+                <w:u w:val="none"/>
+              </w:rPr>
+              <w:t>Post activities:</w:t>
+            </w:r>
+          </w:p>
+          <w:p>
+            <w:pPr>
+              <w:spacing w:line="360" w:lineRule="auto" w:before="0" w:after="0"/>
+            </w:pPr>
+            <w:r>
+              <w:rPr>
+                <w:rFonts w:ascii="Arial" w:hAnsi="Arial" w:eastAsia="Arial" w:cs="Arial"/>
+                <w:b w:val="0"/>
+                <w:i w:val="0"/>
+                <w:sz w:val="24"/>
+                <w:u w:val="none"/>
+              </w:rPr>
               <w:t>Write one piece of feedback you received and one change you made.</w:t>
             </w:r>
           </w:p>
@@ -2275,31 +2421,31 @@
               <w:bottom w:val="single" w:sz="4" w:space="0" w:color="auto"/>
               <w:right w:val="single" w:sz="4" w:space="0" w:color="auto"/>
             </w:tcBorders>
+            <w:vAlign w:val="top"/>
           </w:tcPr>
           <w:p>
             <w:pPr>
-              <w:spacing w:line="360" w:lineRule="auto"/>
-              <w:rPr>
-                <w:sz w:val="24"/>
-                <w:szCs w:val="24"/>
-              </w:rPr>
-            </w:pPr>
-            <w:r>
-              <w:rPr>
+              <w:spacing w:line="360" w:lineRule="auto" w:before="0" w:after="0"/>
+            </w:pPr>
+            <w:r>
+              <w:rPr>
+                <w:rFonts w:ascii="Arial" w:hAnsi="Arial" w:eastAsia="Arial" w:cs="Arial"/>
                 <w:b/>
-                <w:bCs/>
-                <w:sz w:val="24"/>
-                <w:szCs w:val="24"/>
-              </w:rPr>
-              <w:lastRenderedPageBreak/>
-              <w:t>Resources:</w:t>
-            </w:r>
-            <w:r>
-              <w:rPr>
-                <w:sz w:val="24"/>
-                <w:szCs w:val="24"/>
-              </w:rPr>
-              <w:t xml:space="preserve"> Pen, pencil, technology notebook, student email and password, Google Classroom, computer, Freenove/Arduino kit, Arduino IDE, USB cable, breadboard, LEDs, resistors, addressable LED strip or RGB LED, teamwork checklist, projector.</w:t>
+                <w:i w:val="0"/>
+                <w:sz w:val="24"/>
+                <w:u w:val="none"/>
+              </w:rPr>
+              <w:t xml:space="preserve">Resources: </w:t>
+            </w:r>
+            <w:r>
+              <w:rPr>
+                <w:rFonts w:ascii="Arial" w:hAnsi="Arial" w:eastAsia="Arial" w:cs="Arial"/>
+                <w:b w:val="0"/>
+                <w:i w:val="0"/>
+                <w:sz w:val="24"/>
+                <w:u w:val="none"/>
+              </w:rPr>
+              <w:t>Pen, pencil, technology notebook, student's computer, email and password</w:t>
             </w:r>
           </w:p>
         </w:tc>
@@ -2312,30 +2458,31 @@
               <w:bottom w:val="single" w:sz="4" w:space="0" w:color="auto"/>
               <w:right w:val="single" w:sz="4" w:space="0" w:color="auto"/>
             </w:tcBorders>
+            <w:vAlign w:val="top"/>
           </w:tcPr>
           <w:p>
             <w:pPr>
-              <w:spacing w:line="360" w:lineRule="auto"/>
-              <w:rPr>
-                <w:sz w:val="24"/>
-                <w:szCs w:val="24"/>
-              </w:rPr>
-            </w:pPr>
-            <w:r>
-              <w:rPr>
+              <w:spacing w:line="360" w:lineRule="auto" w:before="0" w:after="0"/>
+            </w:pPr>
+            <w:r>
+              <w:rPr>
+                <w:rFonts w:ascii="Arial" w:hAnsi="Arial" w:eastAsia="Arial" w:cs="Arial"/>
                 <w:b/>
-                <w:bCs/>
-                <w:sz w:val="24"/>
-                <w:szCs w:val="24"/>
-              </w:rPr>
-              <w:t>Resources:</w:t>
-            </w:r>
-            <w:r>
-              <w:rPr>
-                <w:sz w:val="24"/>
-                <w:szCs w:val="24"/>
-              </w:rPr>
-              <w:t xml:space="preserve"> Pen, pencil, technology notebook, student email and password, Google Classroom, computer, Freenove/Arduino kit, Arduino IDE, USB cable, breadboard, LEDs, resistors, addressable LED strip or RGB LED, teamwork checklist, projector.</w:t>
+                <w:i w:val="0"/>
+                <w:sz w:val="24"/>
+                <w:u w:val="none"/>
+              </w:rPr>
+              <w:t xml:space="preserve">Resources: </w:t>
+            </w:r>
+            <w:r>
+              <w:rPr>
+                <w:rFonts w:ascii="Arial" w:hAnsi="Arial" w:eastAsia="Arial" w:cs="Arial"/>
+                <w:b w:val="0"/>
+                <w:i w:val="0"/>
+                <w:sz w:val="24"/>
+                <w:u w:val="none"/>
+              </w:rPr>
+              <w:t>Pen, pencil, technology notebook, student's computer, email and password</w:t>
             </w:r>
           </w:p>
         </w:tc>
@@ -2351,19 +2498,20 @@
               <w:right w:val="single" w:sz="4" w:space="0" w:color="auto"/>
             </w:tcBorders>
             <w:shd w:val="clear" w:color="auto" w:fill="A8D08D"/>
+            <w:vAlign w:val="center"/>
           </w:tcPr>
           <w:p>
             <w:pPr>
-              <w:spacing w:line="360" w:lineRule="auto"/>
-              <w:rPr>
-                <w:sz w:val="24"/>
-                <w:szCs w:val="24"/>
-              </w:rPr>
-            </w:pPr>
-            <w:r>
-              <w:rPr>
-                <w:sz w:val="24"/>
-                <w:szCs w:val="24"/>
+              <w:jc w:val="center"/>
+              <w:spacing w:line="360" w:lineRule="auto" w:before="0" w:after="0"/>
+            </w:pPr>
+            <w:r>
+              <w:rPr>
+                <w:rFonts w:ascii="Arial" w:hAnsi="Arial" w:eastAsia="Arial" w:cs="Arial"/>
+                <w:b/>
+                <w:i w:val="0"/>
+                <w:sz w:val="24"/>
+                <w:u w:val="none"/>
               </w:rPr>
               <w:t>9A, 9B day – 45min – April - Week 8</w:t>
             </w:r>
@@ -2379,19 +2527,20 @@
               <w:right w:val="single" w:sz="4" w:space="0" w:color="auto"/>
             </w:tcBorders>
             <w:shd w:val="clear" w:color="auto" w:fill="A8D08D"/>
+            <w:vAlign w:val="center"/>
           </w:tcPr>
           <w:p>
             <w:pPr>
-              <w:spacing w:line="360" w:lineRule="auto"/>
-              <w:rPr>
-                <w:sz w:val="24"/>
-                <w:szCs w:val="24"/>
-              </w:rPr>
-            </w:pPr>
-            <w:r>
-              <w:rPr>
-                <w:sz w:val="24"/>
-                <w:szCs w:val="24"/>
+              <w:jc w:val="center"/>
+              <w:spacing w:line="360" w:lineRule="auto" w:before="0" w:after="0"/>
+            </w:pPr>
+            <w:r>
+              <w:rPr>
+                <w:rFonts w:ascii="Arial" w:hAnsi="Arial" w:eastAsia="Arial" w:cs="Arial"/>
+                <w:b/>
+                <w:i w:val="0"/>
+                <w:sz w:val="24"/>
+                <w:u w:val="none"/>
               </w:rPr>
               <w:t>9A, 9B day – 90 min – April - Week 8</w:t>
             </w:r>
@@ -2408,209 +2557,224 @@
               <w:bottom w:val="single" w:sz="4" w:space="0" w:color="auto"/>
               <w:right w:val="single" w:sz="4" w:space="0" w:color="auto"/>
             </w:tcBorders>
+            <w:vAlign w:val="top"/>
           </w:tcPr>
           <w:p>
             <w:pPr>
-              <w:spacing w:line="360" w:lineRule="auto"/>
-              <w:rPr>
-                <w:sz w:val="24"/>
-                <w:szCs w:val="24"/>
-              </w:rPr>
-            </w:pPr>
-            <w:r>
-              <w:rPr>
+              <w:spacing w:line="360" w:lineRule="auto" w:before="0" w:after="0"/>
+            </w:pPr>
+            <w:r>
+              <w:rPr>
+                <w:rFonts w:ascii="Arial" w:hAnsi="Arial" w:eastAsia="Arial" w:cs="Arial"/>
                 <w:b/>
-                <w:bCs/>
-                <w:sz w:val="24"/>
-                <w:szCs w:val="24"/>
-              </w:rPr>
-              <w:t>Topic</w:t>
-            </w:r>
-            <w:r>
-              <w:rPr>
-                <w:sz w:val="24"/>
-                <w:szCs w:val="24"/>
-              </w:rPr>
-              <w:t>:</w:t>
-            </w:r>
-            <w:r>
-              <w:rPr>
-                <w:sz w:val="24"/>
-                <w:szCs w:val="24"/>
-              </w:rPr>
-              <w:t xml:space="preserve"> </w:t>
-            </w:r>
-            <w:r>
-              <w:rPr>
-                <w:sz w:val="24"/>
-                <w:szCs w:val="24"/>
+                <w:i w:val="0"/>
+                <w:sz w:val="24"/>
+                <w:u w:val="none"/>
+              </w:rPr>
+              <w:t xml:space="preserve">Topic: </w:t>
+            </w:r>
+            <w:r>
+              <w:rPr>
+                <w:rFonts w:ascii="Arial" w:hAnsi="Arial" w:eastAsia="Arial" w:cs="Arial"/>
+                <w:b w:val="0"/>
+                <w:i w:val="0"/>
+                <w:sz w:val="24"/>
+                <w:u w:val="none"/>
               </w:rPr>
               <w:t>State logic chart</w:t>
             </w:r>
-            <w:r>
-              <w:rPr>
-                <w:sz w:val="24"/>
-                <w:szCs w:val="24"/>
-              </w:rPr>
-              <w:br/>
-            </w:r>
-            <w:r>
-              <w:rPr>
-                <w:sz w:val="24"/>
-                <w:szCs w:val="24"/>
-              </w:rPr>
-              <w:br/>
-            </w:r>
-            <w:r>
-              <w:rPr>
+          </w:p>
+          <w:p>
+            <w:pPr>
+              <w:spacing w:line="360" w:lineRule="auto" w:before="0" w:after="0"/>
+            </w:pPr>
+            <w:r>
+              <w:rPr>
+                <w:rFonts w:ascii="Arial" w:hAnsi="Arial" w:eastAsia="Arial" w:cs="Arial"/>
+                <w:i w:val="0"/>
+                <w:sz w:val="24"/>
+                <w:u w:val="none"/>
                 <w:b/>
-                <w:bCs/>
-                <w:sz w:val="24"/>
-                <w:szCs w:val="24"/>
-              </w:rPr>
-              <w:t>Pre-activities</w:t>
-            </w:r>
-            <w:r>
-              <w:rPr>
-                <w:sz w:val="24"/>
-                <w:szCs w:val="24"/>
-              </w:rPr>
-              <w:br/>
+              </w:rPr>
+              <w:t>Class Objective:</w:t>
+            </w:r>
+          </w:p>
+          <w:p>
+            <w:pPr>
+              <w:spacing w:line="360" w:lineRule="auto" w:before="0" w:after="0"/>
+            </w:pPr>
+            <w:r>
+              <w:rPr>
+                <w:rFonts w:ascii="Arial" w:hAnsi="Arial" w:eastAsia="Arial" w:cs="Arial"/>
+                <w:i w:val="0"/>
+                <w:sz w:val="24"/>
+                <w:u w:val="none"/>
+              </w:rPr>
+              <w:t>Plan a state logic chart with states, input triggers, output responses, and explanations.</w:t>
+            </w:r>
+          </w:p>
+          <w:p>
+            <w:pPr>
+              <w:spacing w:line="360" w:lineRule="auto" w:before="0" w:after="0"/>
+            </w:pPr>
+            <w:r>
+              <w:rPr>
+                <w:rFonts w:ascii="Arial" w:hAnsi="Arial" w:eastAsia="Arial" w:cs="Arial"/>
+                <w:b/>
+                <w:i w:val="0"/>
+                <w:sz w:val="24"/>
+                <w:u w:val="none"/>
+              </w:rPr>
+              <w:t>Pre-activities:</w:t>
+            </w:r>
+          </w:p>
+          <w:p>
+            <w:pPr>
+              <w:spacing w:line="360" w:lineRule="auto" w:before="0" w:after="0"/>
+            </w:pPr>
+            <w:r>
+              <w:rPr>
+                <w:rFonts w:ascii="Arial" w:hAnsi="Arial" w:eastAsia="Arial" w:cs="Arial"/>
+                <w:b w:val="0"/>
+                <w:i w:val="0"/>
+                <w:sz w:val="24"/>
+                <w:u w:val="none"/>
+              </w:rPr>
               <w:t>Review Week 8 practice vocabulary (part 1).</w:t>
             </w:r>
-            <w:r>
-              <w:rPr>
-                <w:sz w:val="24"/>
-                <w:szCs w:val="24"/>
-              </w:rPr>
-              <w:br/>
+          </w:p>
+          <w:p>
+            <w:pPr>
+              <w:spacing w:line="360" w:lineRule="auto" w:before="0" w:after="0"/>
+            </w:pPr>
+            <w:r>
+              <w:rPr>
+                <w:rFonts w:ascii="Arial" w:hAnsi="Arial" w:eastAsia="Arial" w:cs="Arial"/>
+                <w:b w:val="0"/>
+                <w:i w:val="0"/>
+                <w:sz w:val="24"/>
+                <w:u w:val="none"/>
+              </w:rPr>
               <w:t>state logic: Rules for how a system changes between states</w:t>
             </w:r>
-            <w:r>
-              <w:rPr>
-                <w:sz w:val="24"/>
-                <w:szCs w:val="24"/>
-              </w:rPr>
-              <w:br/>
+          </w:p>
+          <w:p>
+            <w:pPr>
+              <w:spacing w:line="360" w:lineRule="auto" w:before="0" w:after="0"/>
+            </w:pPr>
+            <w:r>
+              <w:rPr>
+                <w:rFonts w:ascii="Arial" w:hAnsi="Arial" w:eastAsia="Arial" w:cs="Arial"/>
+                <w:b w:val="0"/>
+                <w:i w:val="0"/>
+                <w:sz w:val="24"/>
+                <w:u w:val="none"/>
+              </w:rPr>
               <w:t>input trigger: An input that starts a response</w:t>
             </w:r>
-            <w:r>
-              <w:rPr>
-                <w:sz w:val="24"/>
-                <w:szCs w:val="24"/>
-              </w:rPr>
-              <w:br/>
+          </w:p>
+          <w:p>
+            <w:pPr>
+              <w:spacing w:line="360" w:lineRule="auto" w:before="0" w:after="0"/>
+            </w:pPr>
+            <w:r>
+              <w:rPr>
+                <w:rFonts w:ascii="Arial" w:hAnsi="Arial" w:eastAsia="Arial" w:cs="Arial"/>
+                <w:b w:val="0"/>
+                <w:i w:val="0"/>
+                <w:sz w:val="24"/>
+                <w:u w:val="none"/>
+              </w:rPr>
               <w:t>output response: What the system does after an input</w:t>
             </w:r>
           </w:p>
           <w:p>
             <w:pPr>
-              <w:spacing w:line="360" w:lineRule="auto"/>
-              <w:rPr>
-                <w:sz w:val="24"/>
-                <w:szCs w:val="24"/>
-              </w:rPr>
-            </w:pPr>
-            <w:r>
-              <w:rPr>
-                <w:sz w:val="24"/>
-                <w:szCs w:val="24"/>
-              </w:rPr>
-              <w:br/>
+              <w:spacing w:line="360" w:lineRule="auto" w:before="0" w:after="0"/>
+            </w:pPr>
+            <w:r>
+              <w:rPr>
+                <w:rFonts w:ascii="Arial" w:hAnsi="Arial" w:eastAsia="Arial" w:cs="Arial"/>
+                <w:b w:val="0"/>
+                <w:i w:val="0"/>
+                <w:sz w:val="24"/>
+                <w:u w:val="none"/>
+              </w:rPr>
               <w:t>Review ready, active, warning, and error as possible robot states.</w:t>
             </w:r>
-            <w:r>
-              <w:rPr>
-                <w:sz w:val="24"/>
-                <w:szCs w:val="24"/>
-              </w:rPr>
-              <w:br/>
-            </w:r>
-            <w:r>
-              <w:rPr>
-                <w:sz w:val="24"/>
-                <w:szCs w:val="24"/>
-              </w:rPr>
-              <w:br/>
-            </w:r>
-            <w:r>
-              <w:rPr>
+          </w:p>
+          <w:p>
+            <w:pPr>
+              <w:spacing w:line="360" w:lineRule="auto" w:before="0" w:after="0"/>
+            </w:pPr>
+            <w:r>
+              <w:rPr>
+                <w:rFonts w:ascii="Arial" w:hAnsi="Arial" w:eastAsia="Arial" w:cs="Arial"/>
                 <w:b/>
-                <w:bCs/>
-                <w:sz w:val="24"/>
-                <w:szCs w:val="24"/>
-              </w:rPr>
-              <w:t>While activities</w:t>
-            </w:r>
-            <w:r>
-              <w:rPr>
-                <w:sz w:val="24"/>
-                <w:szCs w:val="24"/>
-              </w:rPr>
-              <w:br/>
-            </w:r>
-            <w:r>
-              <w:rPr>
-                <w:sz w:val="24"/>
-                <w:szCs w:val="24"/>
-              </w:rPr>
-              <w:lastRenderedPageBreak/>
-              <w:t xml:space="preserve">Practice planning a state logic chart with states, triggers, output responses, and explanation sentences before the graded chart. </w:t>
-            </w:r>
-          </w:p>
-          <w:p>
-            <w:pPr>
-              <w:spacing w:line="360" w:lineRule="auto"/>
-              <w:rPr>
-                <w:sz w:val="24"/>
-                <w:szCs w:val="24"/>
-              </w:rPr>
-            </w:pPr>
-          </w:p>
-          <w:p>
-            <w:pPr>
-              <w:spacing w:line="360" w:lineRule="auto"/>
-              <w:rPr>
-                <w:sz w:val="24"/>
-                <w:szCs w:val="24"/>
-              </w:rPr>
-            </w:pPr>
-            <w:r>
-              <w:rPr>
-                <w:sz w:val="24"/>
-                <w:szCs w:val="24"/>
+                <w:i w:val="0"/>
+                <w:sz w:val="24"/>
+                <w:u w:val="none"/>
+              </w:rPr>
+              <w:t>While activities:</w:t>
+            </w:r>
+          </w:p>
+          <w:p>
+            <w:pPr>
+              <w:spacing w:line="360" w:lineRule="auto" w:before="0" w:after="0"/>
+            </w:pPr>
+            <w:r>
+              <w:rPr>
+                <w:rFonts w:ascii="Arial" w:hAnsi="Arial" w:eastAsia="Arial" w:cs="Arial"/>
+                <w:b w:val="0"/>
+                <w:i w:val="0"/>
+                <w:sz w:val="24"/>
+                <w:u w:val="none"/>
+              </w:rPr>
+              <w:t>Practice planning a state logic chart with states, triggers, output responses, and explanation sentences before the graded chart.</w:t>
+            </w:r>
+          </w:p>
+          <w:p>
+            <w:pPr>
+              <w:spacing w:line="360" w:lineRule="auto" w:before="0" w:after="0"/>
+            </w:pPr>
+            <w:r>
+              <w:rPr>
+                <w:rFonts w:ascii="Arial" w:hAnsi="Arial" w:eastAsia="Arial" w:cs="Arial"/>
+                <w:b w:val="0"/>
+                <w:i w:val="0"/>
+                <w:sz w:val="24"/>
+                <w:u w:val="none"/>
               </w:rPr>
               <w:t>Use one example row such as ready, button pressed, green LED on, system starts.</w:t>
             </w:r>
-            <w:r>
-              <w:rPr>
-                <w:sz w:val="24"/>
-                <w:szCs w:val="24"/>
-              </w:rPr>
-              <w:br/>
-            </w:r>
-            <w:r>
-              <w:rPr>
-                <w:sz w:val="24"/>
-                <w:szCs w:val="24"/>
-              </w:rPr>
-              <w:br/>
-            </w:r>
-            <w:r>
-              <w:rPr>
+          </w:p>
+          <w:p>
+            <w:pPr>
+              <w:spacing w:line="360" w:lineRule="auto" w:before="0" w:after="0"/>
+            </w:pPr>
+            <w:r>
+              <w:rPr>
+                <w:rFonts w:ascii="Arial" w:hAnsi="Arial" w:eastAsia="Arial" w:cs="Arial"/>
                 <w:b/>
-                <w:bCs/>
-                <w:sz w:val="24"/>
-                <w:szCs w:val="24"/>
-              </w:rPr>
-              <w:t>Post activities</w:t>
-            </w:r>
-            <w:r>
-              <w:rPr>
-                <w:sz w:val="24"/>
-                <w:szCs w:val="24"/>
-              </w:rPr>
-              <w:br/>
+                <w:i w:val="0"/>
+                <w:sz w:val="24"/>
+                <w:u w:val="none"/>
+              </w:rPr>
+              <w:t>Post activities:</w:t>
+            </w:r>
+          </w:p>
+          <w:p>
+            <w:pPr>
+              <w:spacing w:line="360" w:lineRule="auto" w:before="0" w:after="0"/>
+            </w:pPr>
+            <w:r>
+              <w:rPr>
+                <w:rFonts w:ascii="Arial" w:hAnsi="Arial" w:eastAsia="Arial" w:cs="Arial"/>
+                <w:b w:val="0"/>
+                <w:i w:val="0"/>
+                <w:sz w:val="24"/>
+                <w:u w:val="none"/>
+              </w:rPr>
               <w:t>Circle the state that would be hardest to program and explain why.</w:t>
             </w:r>
           </w:p>
@@ -2624,174 +2788,225 @@
               <w:bottom w:val="single" w:sz="4" w:space="0" w:color="auto"/>
               <w:right w:val="single" w:sz="4" w:space="0" w:color="auto"/>
             </w:tcBorders>
+            <w:vAlign w:val="top"/>
           </w:tcPr>
           <w:p>
             <w:pPr>
-              <w:spacing w:line="360" w:lineRule="auto"/>
-              <w:rPr>
-                <w:sz w:val="24"/>
-                <w:szCs w:val="24"/>
-              </w:rPr>
-            </w:pPr>
-            <w:r>
-              <w:rPr>
+              <w:spacing w:line="360" w:lineRule="auto" w:before="0" w:after="0"/>
+            </w:pPr>
+            <w:r>
+              <w:rPr>
+                <w:rFonts w:ascii="Arial" w:hAnsi="Arial" w:eastAsia="Arial" w:cs="Arial"/>
                 <w:b/>
-                <w:bCs/>
-                <w:sz w:val="24"/>
-                <w:szCs w:val="24"/>
-              </w:rPr>
-              <w:lastRenderedPageBreak/>
-              <w:t>Topic:</w:t>
-            </w:r>
-            <w:r>
-              <w:rPr>
+                <w:i w:val="0"/>
+                <w:sz w:val="24"/>
+                <w:u w:val="none"/>
+              </w:rPr>
+              <w:t xml:space="preserve">Topic: </w:t>
+            </w:r>
+            <w:r>
+              <w:rPr>
+                <w:rFonts w:ascii="Arial" w:hAnsi="Arial" w:eastAsia="Arial" w:cs="Arial"/>
+                <w:b w:val="0"/>
+                <w:i w:val="0"/>
+                <w:sz w:val="24"/>
+                <w:u w:val="none"/>
+              </w:rPr>
+              <w:t>Integrated input-output prototype</w:t>
+            </w:r>
+          </w:p>
+          <w:p>
+            <w:pPr>
+              <w:spacing w:line="360" w:lineRule="auto" w:before="0" w:after="0"/>
+            </w:pPr>
+            <w:r>
+              <w:rPr>
+                <w:rFonts w:ascii="Arial" w:hAnsi="Arial" w:eastAsia="Arial" w:cs="Arial"/>
+                <w:i w:val="0"/>
+                <w:sz w:val="24"/>
+                <w:u w:val="none"/>
                 <w:b/>
-                <w:bCs/>
-                <w:sz w:val="24"/>
-                <w:szCs w:val="24"/>
-              </w:rPr>
-              <w:br/>
-            </w:r>
-            <w:r>
-              <w:rPr>
-                <w:sz w:val="24"/>
-                <w:szCs w:val="24"/>
-              </w:rPr>
-              <w:t>Integrated input-output prototype</w:t>
-            </w:r>
-            <w:r>
-              <w:rPr>
-                <w:sz w:val="24"/>
-                <w:szCs w:val="24"/>
-              </w:rPr>
-              <w:br/>
-            </w:r>
-            <w:r>
-              <w:rPr>
-                <w:sz w:val="24"/>
-                <w:szCs w:val="24"/>
-              </w:rPr>
-              <w:br/>
-            </w:r>
-            <w:r>
-              <w:rPr>
+              </w:rPr>
+              <w:t>Class Objective:</w:t>
+            </w:r>
+          </w:p>
+          <w:p>
+            <w:pPr>
+              <w:spacing w:line="360" w:lineRule="auto" w:before="0" w:after="0"/>
+            </w:pPr>
+            <w:r>
+              <w:rPr>
+                <w:rFonts w:ascii="Arial" w:hAnsi="Arial" w:eastAsia="Arial" w:cs="Arial"/>
+                <w:i w:val="0"/>
+                <w:sz w:val="24"/>
+                <w:u w:val="none"/>
+              </w:rPr>
+              <w:t>Build an input-output prototype, test two cases, and record evidence-based improvements.</w:t>
+            </w:r>
+          </w:p>
+          <w:p>
+            <w:pPr>
+              <w:spacing w:line="360" w:lineRule="auto" w:before="0" w:after="0"/>
+            </w:pPr>
+            <w:r>
+              <w:rPr>
+                <w:rFonts w:ascii="Arial" w:hAnsi="Arial" w:eastAsia="Arial" w:cs="Arial"/>
                 <w:b/>
-                <w:bCs/>
-                <w:sz w:val="24"/>
-                <w:szCs w:val="24"/>
-              </w:rPr>
-              <w:t>Pre-activities</w:t>
-            </w:r>
-            <w:r>
-              <w:rPr>
-                <w:sz w:val="24"/>
-                <w:szCs w:val="24"/>
-              </w:rPr>
-              <w:br/>
+                <w:i w:val="0"/>
+                <w:sz w:val="24"/>
+                <w:u w:val="none"/>
+              </w:rPr>
+              <w:t>Pre-activities:</w:t>
+            </w:r>
+          </w:p>
+          <w:p>
+            <w:pPr>
+              <w:spacing w:line="360" w:lineRule="auto" w:before="0" w:after="0"/>
+            </w:pPr>
+            <w:r>
+              <w:rPr>
+                <w:rFonts w:ascii="Arial" w:hAnsi="Arial" w:eastAsia="Arial" w:cs="Arial"/>
+                <w:b w:val="0"/>
+                <w:i w:val="0"/>
+                <w:sz w:val="24"/>
+                <w:u w:val="none"/>
+              </w:rPr>
               <w:t>Review Week 8 practice vocabulary (part 2).</w:t>
             </w:r>
-            <w:r>
-              <w:rPr>
-                <w:sz w:val="24"/>
-                <w:szCs w:val="24"/>
-              </w:rPr>
-              <w:br/>
+          </w:p>
+          <w:p>
+            <w:pPr>
+              <w:spacing w:line="360" w:lineRule="auto" w:before="0" w:after="0"/>
+            </w:pPr>
+            <w:r>
+              <w:rPr>
+                <w:rFonts w:ascii="Arial" w:hAnsi="Arial" w:eastAsia="Arial" w:cs="Arial"/>
+                <w:b w:val="0"/>
+                <w:i w:val="0"/>
+                <w:sz w:val="24"/>
+                <w:u w:val="none"/>
+              </w:rPr>
               <w:t>prototype: An early version used for testing</w:t>
             </w:r>
-            <w:r>
-              <w:rPr>
-                <w:sz w:val="24"/>
-                <w:szCs w:val="24"/>
-              </w:rPr>
-              <w:br/>
+          </w:p>
+          <w:p>
+            <w:pPr>
+              <w:spacing w:line="360" w:lineRule="auto" w:before="0" w:after="0"/>
+            </w:pPr>
+            <w:r>
+              <w:rPr>
+                <w:rFonts w:ascii="Arial" w:hAnsi="Arial" w:eastAsia="Arial" w:cs="Arial"/>
+                <w:b w:val="0"/>
+                <w:i w:val="0"/>
+                <w:sz w:val="24"/>
+                <w:u w:val="none"/>
+              </w:rPr>
               <w:t>project log: A record of project work and tests</w:t>
             </w:r>
-            <w:r>
-              <w:rPr>
-                <w:sz w:val="24"/>
-                <w:szCs w:val="24"/>
-              </w:rPr>
-              <w:br/>
+          </w:p>
+          <w:p>
+            <w:pPr>
+              <w:spacing w:line="360" w:lineRule="auto" w:before="0" w:after="0"/>
+            </w:pPr>
+            <w:r>
+              <w:rPr>
+                <w:rFonts w:ascii="Arial" w:hAnsi="Arial" w:eastAsia="Arial" w:cs="Arial"/>
+                <w:b w:val="0"/>
+                <w:i w:val="0"/>
+                <w:sz w:val="24"/>
+                <w:u w:val="none"/>
+              </w:rPr>
               <w:t>improvement: A change that makes something better</w:t>
             </w:r>
           </w:p>
           <w:p>
             <w:pPr>
-              <w:spacing w:line="360" w:lineRule="auto"/>
-              <w:rPr>
-                <w:sz w:val="24"/>
-                <w:szCs w:val="24"/>
-              </w:rPr>
-            </w:pPr>
-            <w:r>
-              <w:rPr>
-                <w:sz w:val="24"/>
-                <w:szCs w:val="24"/>
-              </w:rPr>
-              <w:br/>
+              <w:spacing w:line="360" w:lineRule="auto" w:before="0" w:after="0"/>
+            </w:pPr>
+            <w:r>
+              <w:rPr>
+                <w:rFonts w:ascii="Arial" w:hAnsi="Arial" w:eastAsia="Arial" w:cs="Arial"/>
+                <w:b w:val="0"/>
+                <w:i w:val="0"/>
+                <w:sz w:val="24"/>
+                <w:u w:val="none"/>
+              </w:rPr>
               <w:t>Review the project criteria for a small robotic behavior.</w:t>
             </w:r>
-            <w:r>
-              <w:rPr>
-                <w:sz w:val="24"/>
-                <w:szCs w:val="24"/>
-              </w:rPr>
-              <w:br/>
-            </w:r>
-            <w:r>
-              <w:rPr>
-                <w:sz w:val="24"/>
-                <w:szCs w:val="24"/>
-              </w:rPr>
-              <w:br/>
-            </w:r>
-            <w:r>
-              <w:rPr>
-                <w:sz w:val="24"/>
-                <w:szCs w:val="24"/>
-              </w:rPr>
-              <w:lastRenderedPageBreak/>
-              <w:t>While activities</w:t>
-            </w:r>
-            <w:r>
-              <w:rPr>
-                <w:sz w:val="24"/>
-                <w:szCs w:val="24"/>
-              </w:rPr>
-              <w:br/>
-            </w:r>
-            <w:r>
-              <w:rPr>
-                <w:sz w:val="24"/>
-                <w:szCs w:val="24"/>
+          </w:p>
+          <w:p>
+            <w:pPr>
+              <w:spacing w:line="360" w:lineRule="auto" w:before="0" w:after="0"/>
+            </w:pPr>
+            <w:r>
+              <w:rPr>
+                <w:rFonts w:ascii="Arial" w:hAnsi="Arial" w:eastAsia="Arial" w:cs="Arial"/>
+                <w:b/>
+                <w:i w:val="0"/>
+                <w:sz w:val="24"/>
+                <w:u w:val="none"/>
+              </w:rPr>
+              <w:t>While activities:</w:t>
+            </w:r>
+          </w:p>
+          <w:p>
+            <w:pPr>
+              <w:spacing w:line="360" w:lineRule="auto" w:before="0" w:after="0"/>
+            </w:pPr>
+            <w:r>
+              <w:rPr>
+                <w:rFonts w:ascii="Arial" w:hAnsi="Arial" w:eastAsia="Arial" w:cs="Arial"/>
+                <w:b w:val="0"/>
+                <w:i w:val="0"/>
+                <w:sz w:val="24"/>
                 <w:highlight w:val="yellow"/>
-              </w:rPr>
-              <w:t>Complete Daily Grade #4: Create a state logic chart with 4 states, the input that triggers each state, the output response, and one explanation sentence for each row. Then combine at least one input and two outputs into a prototype, test two cases, and record two evidence-based improvements in your group project log.</w:t>
-            </w:r>
-            <w:r>
-              <w:rPr>
-                <w:sz w:val="24"/>
-                <w:szCs w:val="24"/>
-                <w:highlight w:val="yellow"/>
-              </w:rPr>
-              <w:br/>
-            </w:r>
-            <w:r>
-              <w:rPr>
-                <w:sz w:val="24"/>
-                <w:szCs w:val="24"/>
-                <w:highlight w:val="yellow"/>
-              </w:rPr>
-              <w:br/>
-              <w:t>Post activities</w:t>
-            </w:r>
-            <w:r>
-              <w:rPr>
-                <w:sz w:val="24"/>
-                <w:szCs w:val="24"/>
-                <w:highlight w:val="yellow"/>
-              </w:rPr>
-              <w:br/>
+                <w:u w:val="none"/>
+              </w:rPr>
+              <w:t>Complete Daily Grade #4: Create a state logic chart with 4 states, the input that triggers each state, the output response, and one explanation sentence for each row.</w:t>
+            </w:r>
+          </w:p>
+          <w:p>
+            <w:pPr>
+              <w:spacing w:line="360" w:lineRule="auto" w:before="0" w:after="0"/>
+            </w:pPr>
+            <w:r>
+              <w:rPr>
+                <w:rFonts w:ascii="Arial" w:hAnsi="Arial" w:eastAsia="Arial" w:cs="Arial"/>
+                <w:b w:val="0"/>
+                <w:i w:val="0"/>
+                <w:sz w:val="24"/>
+                <w:u w:val="none"/>
+              </w:rPr>
+              <w:t>Then combine at least one input and two outputs into a prototype, test two cases, and record two evidence-based improvements in your group project log.</w:t>
+            </w:r>
+          </w:p>
+          <w:p>
+            <w:pPr>
+              <w:spacing w:line="360" w:lineRule="auto" w:before="0" w:after="0"/>
+            </w:pPr>
+            <w:r>
+              <w:rPr>
+                <w:rFonts w:ascii="Arial" w:hAnsi="Arial" w:eastAsia="Arial" w:cs="Arial"/>
+                <w:b/>
+                <w:i w:val="0"/>
+                <w:sz w:val="24"/>
+                <w:u w:val="none"/>
+              </w:rPr>
+              <w:t>Post activities:</w:t>
+            </w:r>
+          </w:p>
+          <w:p>
+            <w:pPr>
+              <w:spacing w:line="360" w:lineRule="auto" w:before="0" w:after="0"/>
+            </w:pPr>
+            <w:r>
+              <w:rPr>
+                <w:rFonts w:ascii="Arial" w:hAnsi="Arial" w:eastAsia="Arial" w:cs="Arial"/>
+                <w:b w:val="0"/>
+                <w:i w:val="0"/>
+                <w:sz w:val="24"/>
+                <w:u w:val="none"/>
+              </w:rPr>
               <w:t>Demonstrate the prototype behavior and submit the project log.</w:t>
             </w:r>
           </w:p>
@@ -2807,31 +3022,31 @@
               <w:bottom w:val="single" w:sz="4" w:space="0" w:color="auto"/>
               <w:right w:val="single" w:sz="4" w:space="0" w:color="auto"/>
             </w:tcBorders>
+            <w:vAlign w:val="top"/>
           </w:tcPr>
           <w:p>
             <w:pPr>
-              <w:spacing w:line="360" w:lineRule="auto"/>
-              <w:rPr>
-                <w:sz w:val="24"/>
-                <w:szCs w:val="24"/>
-              </w:rPr>
-            </w:pPr>
-            <w:r>
-              <w:rPr>
+              <w:spacing w:line="360" w:lineRule="auto" w:before="0" w:after="0"/>
+            </w:pPr>
+            <w:r>
+              <w:rPr>
+                <w:rFonts w:ascii="Arial" w:hAnsi="Arial" w:eastAsia="Arial" w:cs="Arial"/>
                 <w:b/>
-                <w:bCs/>
-                <w:sz w:val="24"/>
-                <w:szCs w:val="24"/>
-              </w:rPr>
-              <w:lastRenderedPageBreak/>
-              <w:t>Resources:</w:t>
-            </w:r>
-            <w:r>
-              <w:rPr>
-                <w:sz w:val="24"/>
-                <w:szCs w:val="24"/>
-              </w:rPr>
-              <w:t xml:space="preserve"> Pen, pencil, technology notebook, student email and password, Google Classroom, computer, Freenove/Arduino kit, Arduino IDE, USB cable, breadboard, LEDs, resistors, buttons, sensors, RGB LED, state chart, project log, projector.</w:t>
+                <w:i w:val="0"/>
+                <w:sz w:val="24"/>
+                <w:u w:val="none"/>
+              </w:rPr>
+              <w:t xml:space="preserve">Resources: </w:t>
+            </w:r>
+            <w:r>
+              <w:rPr>
+                <w:rFonts w:ascii="Arial" w:hAnsi="Arial" w:eastAsia="Arial" w:cs="Arial"/>
+                <w:b w:val="0"/>
+                <w:i w:val="0"/>
+                <w:sz w:val="24"/>
+                <w:u w:val="none"/>
+              </w:rPr>
+              <w:t>Pen, pencil, technology notebook, student's computer, email and password</w:t>
             </w:r>
           </w:p>
         </w:tc>
@@ -2844,30 +3059,31 @@
               <w:bottom w:val="single" w:sz="4" w:space="0" w:color="auto"/>
               <w:right w:val="single" w:sz="4" w:space="0" w:color="auto"/>
             </w:tcBorders>
+            <w:vAlign w:val="top"/>
           </w:tcPr>
           <w:p>
             <w:pPr>
-              <w:spacing w:line="360" w:lineRule="auto"/>
-              <w:rPr>
-                <w:sz w:val="24"/>
-                <w:szCs w:val="24"/>
-              </w:rPr>
-            </w:pPr>
-            <w:r>
-              <w:rPr>
+              <w:spacing w:line="360" w:lineRule="auto" w:before="0" w:after="0"/>
+            </w:pPr>
+            <w:r>
+              <w:rPr>
+                <w:rFonts w:ascii="Arial" w:hAnsi="Arial" w:eastAsia="Arial" w:cs="Arial"/>
                 <w:b/>
-                <w:bCs/>
-                <w:sz w:val="24"/>
-                <w:szCs w:val="24"/>
-              </w:rPr>
-              <w:t>Resources:</w:t>
-            </w:r>
-            <w:r>
-              <w:rPr>
-                <w:sz w:val="24"/>
-                <w:szCs w:val="24"/>
-              </w:rPr>
-              <w:t xml:space="preserve"> Pen, pencil, technology notebook, student email and password, Google Classroom, computer, Freenove/Arduino kit, Arduino IDE, USB cable, breadboard, LEDs, resistors, buttons, sensors, RGB LED, state chart, project log, projector.</w:t>
+                <w:i w:val="0"/>
+                <w:sz w:val="24"/>
+                <w:u w:val="none"/>
+              </w:rPr>
+              <w:t xml:space="preserve">Resources: </w:t>
+            </w:r>
+            <w:r>
+              <w:rPr>
+                <w:rFonts w:ascii="Arial" w:hAnsi="Arial" w:eastAsia="Arial" w:cs="Arial"/>
+                <w:b w:val="0"/>
+                <w:i w:val="0"/>
+                <w:sz w:val="24"/>
+                <w:u w:val="none"/>
+              </w:rPr>
+              <w:t>Pen, pencil, technology notebook, student's computer, email and password</w:t>
             </w:r>
           </w:p>
         </w:tc>
@@ -10191,19 +10407,6 @@
       <w:szCs w:val="30"/>
     </w:rPr>
   </w:style>
-  <w:style w:type="table" w:customStyle="1" w:styleId="a">
-    <w:basedOn w:val="TableNormal4"/>
-    <w:tblPr>
-      <w:tblStyleRowBandSize w:val="1"/>
-      <w:tblStyleColBandSize w:val="1"/>
-      <w:tblCellMar>
-        <w:top w:w="100" w:type="dxa"/>
-        <w:left w:w="100" w:type="dxa"/>
-        <w:bottom w:w="100" w:type="dxa"/>
-        <w:right w:w="100" w:type="dxa"/>
-      </w:tblCellMar>
-    </w:tblPr>
-  </w:style>
   <w:style w:type="paragraph" w:styleId="ListParagraph">
     <w:name w:val="List Paragraph"/>
     <w:basedOn w:val="Normal"/>
@@ -10541,238 +10744,6 @@
       <w:szCs w:val="24"/>
     </w:rPr>
   </w:style>
-  <w:style w:type="table" w:customStyle="1" w:styleId="a0">
-    <w:basedOn w:val="TableNormal4"/>
-    <w:pPr>
-      <w:spacing w:line="240" w:lineRule="auto"/>
-    </w:pPr>
-    <w:tblPr>
-      <w:tblStyleRowBandSize w:val="1"/>
-      <w:tblStyleColBandSize w:val="1"/>
-      <w:tblCellMar>
-        <w:left w:w="108" w:type="dxa"/>
-        <w:right w:w="108" w:type="dxa"/>
-      </w:tblCellMar>
-    </w:tblPr>
-  </w:style>
-  <w:style w:type="table" w:customStyle="1" w:styleId="a1">
-    <w:basedOn w:val="TableNormal4"/>
-    <w:pPr>
-      <w:spacing w:line="240" w:lineRule="auto"/>
-    </w:pPr>
-    <w:tblPr>
-      <w:tblStyleRowBandSize w:val="1"/>
-      <w:tblStyleColBandSize w:val="1"/>
-      <w:tblCellMar>
-        <w:left w:w="108" w:type="dxa"/>
-        <w:right w:w="108" w:type="dxa"/>
-      </w:tblCellMar>
-    </w:tblPr>
-  </w:style>
-  <w:style w:type="table" w:customStyle="1" w:styleId="a2">
-    <w:basedOn w:val="TableNormal4"/>
-    <w:pPr>
-      <w:spacing w:line="240" w:lineRule="auto"/>
-    </w:pPr>
-    <w:tblPr>
-      <w:tblStyleRowBandSize w:val="1"/>
-      <w:tblStyleColBandSize w:val="1"/>
-      <w:tblCellMar>
-        <w:left w:w="108" w:type="dxa"/>
-        <w:right w:w="108" w:type="dxa"/>
-      </w:tblCellMar>
-    </w:tblPr>
-  </w:style>
-  <w:style w:type="table" w:customStyle="1" w:styleId="a3">
-    <w:basedOn w:val="TableNormal4"/>
-    <w:pPr>
-      <w:spacing w:line="240" w:lineRule="auto"/>
-    </w:pPr>
-    <w:tblPr>
-      <w:tblStyleRowBandSize w:val="1"/>
-      <w:tblStyleColBandSize w:val="1"/>
-      <w:tblCellMar>
-        <w:left w:w="108" w:type="dxa"/>
-        <w:right w:w="108" w:type="dxa"/>
-      </w:tblCellMar>
-    </w:tblPr>
-  </w:style>
-  <w:style w:type="table" w:customStyle="1" w:styleId="a4">
-    <w:basedOn w:val="TableNormal4"/>
-    <w:pPr>
-      <w:spacing w:line="240" w:lineRule="auto"/>
-    </w:pPr>
-    <w:tblPr>
-      <w:tblStyleRowBandSize w:val="1"/>
-      <w:tblStyleColBandSize w:val="1"/>
-      <w:tblCellMar>
-        <w:left w:w="108" w:type="dxa"/>
-        <w:right w:w="108" w:type="dxa"/>
-      </w:tblCellMar>
-    </w:tblPr>
-  </w:style>
-  <w:style w:type="table" w:customStyle="1" w:styleId="a5">
-    <w:basedOn w:val="TableNormal4"/>
-    <w:pPr>
-      <w:spacing w:line="240" w:lineRule="auto"/>
-    </w:pPr>
-    <w:tblPr>
-      <w:tblStyleRowBandSize w:val="1"/>
-      <w:tblStyleColBandSize w:val="1"/>
-      <w:tblCellMar>
-        <w:left w:w="108" w:type="dxa"/>
-        <w:right w:w="108" w:type="dxa"/>
-      </w:tblCellMar>
-    </w:tblPr>
-  </w:style>
-  <w:style w:type="table" w:customStyle="1" w:styleId="a6">
-    <w:basedOn w:val="TableNormal4"/>
-    <w:pPr>
-      <w:spacing w:line="240" w:lineRule="auto"/>
-    </w:pPr>
-    <w:tblPr>
-      <w:tblStyleRowBandSize w:val="1"/>
-      <w:tblStyleColBandSize w:val="1"/>
-      <w:tblCellMar>
-        <w:left w:w="108" w:type="dxa"/>
-        <w:right w:w="108" w:type="dxa"/>
-      </w:tblCellMar>
-    </w:tblPr>
-  </w:style>
-  <w:style w:type="table" w:customStyle="1" w:styleId="a7">
-    <w:basedOn w:val="TableNormal4"/>
-    <w:pPr>
-      <w:spacing w:line="240" w:lineRule="auto"/>
-    </w:pPr>
-    <w:tblPr>
-      <w:tblStyleRowBandSize w:val="1"/>
-      <w:tblStyleColBandSize w:val="1"/>
-      <w:tblCellMar>
-        <w:left w:w="108" w:type="dxa"/>
-        <w:right w:w="108" w:type="dxa"/>
-      </w:tblCellMar>
-    </w:tblPr>
-  </w:style>
-  <w:style w:type="table" w:customStyle="1" w:styleId="a8">
-    <w:basedOn w:val="TableNormal4"/>
-    <w:pPr>
-      <w:spacing w:line="240" w:lineRule="auto"/>
-    </w:pPr>
-    <w:tblPr>
-      <w:tblStyleRowBandSize w:val="1"/>
-      <w:tblStyleColBandSize w:val="1"/>
-      <w:tblCellMar>
-        <w:left w:w="108" w:type="dxa"/>
-        <w:right w:w="108" w:type="dxa"/>
-      </w:tblCellMar>
-    </w:tblPr>
-  </w:style>
-  <w:style w:type="table" w:customStyle="1" w:styleId="a9">
-    <w:basedOn w:val="TableNormal4"/>
-    <w:pPr>
-      <w:spacing w:line="240" w:lineRule="auto"/>
-    </w:pPr>
-    <w:tblPr>
-      <w:tblStyleRowBandSize w:val="1"/>
-      <w:tblStyleColBandSize w:val="1"/>
-      <w:tblCellMar>
-        <w:left w:w="108" w:type="dxa"/>
-        <w:right w:w="108" w:type="dxa"/>
-      </w:tblCellMar>
-    </w:tblPr>
-  </w:style>
-  <w:style w:type="table" w:customStyle="1" w:styleId="aa">
-    <w:basedOn w:val="TableNormal4"/>
-    <w:pPr>
-      <w:spacing w:line="240" w:lineRule="auto"/>
-    </w:pPr>
-    <w:tblPr>
-      <w:tblStyleRowBandSize w:val="1"/>
-      <w:tblStyleColBandSize w:val="1"/>
-      <w:tblCellMar>
-        <w:left w:w="108" w:type="dxa"/>
-        <w:right w:w="108" w:type="dxa"/>
-      </w:tblCellMar>
-    </w:tblPr>
-  </w:style>
-  <w:style w:type="table" w:customStyle="1" w:styleId="ab">
-    <w:basedOn w:val="TableNormal4"/>
-    <w:pPr>
-      <w:spacing w:line="240" w:lineRule="auto"/>
-    </w:pPr>
-    <w:tblPr>
-      <w:tblStyleRowBandSize w:val="1"/>
-      <w:tblStyleColBandSize w:val="1"/>
-      <w:tblCellMar>
-        <w:left w:w="108" w:type="dxa"/>
-        <w:right w:w="108" w:type="dxa"/>
-      </w:tblCellMar>
-    </w:tblPr>
-  </w:style>
-  <w:style w:type="table" w:customStyle="1" w:styleId="ac">
-    <w:basedOn w:val="TableNormal1"/>
-    <w:pPr>
-      <w:spacing w:line="240" w:lineRule="auto"/>
-    </w:pPr>
-    <w:tblPr>
-      <w:tblStyleRowBandSize w:val="1"/>
-      <w:tblStyleColBandSize w:val="1"/>
-      <w:tblCellMar>
-        <w:top w:w="100" w:type="dxa"/>
-        <w:left w:w="108" w:type="dxa"/>
-        <w:bottom w:w="100" w:type="dxa"/>
-        <w:right w:w="108" w:type="dxa"/>
-      </w:tblCellMar>
-    </w:tblPr>
-  </w:style>
-  <w:style w:type="table" w:customStyle="1" w:styleId="ad">
-    <w:basedOn w:val="TableNormal1"/>
-    <w:pPr>
-      <w:spacing w:line="240" w:lineRule="auto"/>
-    </w:pPr>
-    <w:tblPr>
-      <w:tblStyleRowBandSize w:val="1"/>
-      <w:tblStyleColBandSize w:val="1"/>
-      <w:tblCellMar>
-        <w:top w:w="100" w:type="dxa"/>
-        <w:left w:w="108" w:type="dxa"/>
-        <w:bottom w:w="100" w:type="dxa"/>
-        <w:right w:w="108" w:type="dxa"/>
-      </w:tblCellMar>
-    </w:tblPr>
-  </w:style>
-  <w:style w:type="table" w:customStyle="1" w:styleId="ae">
-    <w:basedOn w:val="TableNormal1"/>
-    <w:pPr>
-      <w:spacing w:line="240" w:lineRule="auto"/>
-    </w:pPr>
-    <w:tblPr>
-      <w:tblStyleRowBandSize w:val="1"/>
-      <w:tblStyleColBandSize w:val="1"/>
-      <w:tblCellMar>
-        <w:top w:w="100" w:type="dxa"/>
-        <w:left w:w="108" w:type="dxa"/>
-        <w:bottom w:w="100" w:type="dxa"/>
-        <w:right w:w="108" w:type="dxa"/>
-      </w:tblCellMar>
-    </w:tblPr>
-  </w:style>
-  <w:style w:type="table" w:customStyle="1" w:styleId="af">
-    <w:basedOn w:val="TableNormal1"/>
-    <w:pPr>
-      <w:spacing w:line="240" w:lineRule="auto"/>
-    </w:pPr>
-    <w:tblPr>
-      <w:tblStyleRowBandSize w:val="1"/>
-      <w:tblStyleColBandSize w:val="1"/>
-      <w:tblCellMar>
-        <w:top w:w="100" w:type="dxa"/>
-        <w:left w:w="108" w:type="dxa"/>
-        <w:bottom w:w="100" w:type="dxa"/>
-        <w:right w:w="108" w:type="dxa"/>
-      </w:tblCellMar>
-    </w:tblPr>
-  </w:style>
   <w:style w:type="character" w:styleId="Strong">
     <w:name w:val="Strong"/>
     <w:basedOn w:val="DefaultParagraphFont"/>
@@ -10783,19 +10754,6 @@
       <w:b/>
       <w:bCs/>
     </w:rPr>
-  </w:style>
-  <w:style w:type="table" w:customStyle="1" w:styleId="af0">
-    <w:basedOn w:val="TableNormal"/>
-    <w:tblPr>
-      <w:tblStyleRowBandSize w:val="1"/>
-      <w:tblStyleColBandSize w:val="1"/>
-      <w:tblCellMar>
-        <w:top w:w="15" w:type="dxa"/>
-        <w:left w:w="15" w:type="dxa"/>
-        <w:bottom w:w="15" w:type="dxa"/>
-        <w:right w:w="15" w:type="dxa"/>
-      </w:tblCellMar>
-    </w:tblPr>
   </w:style>
   <w:style w:type="character" w:styleId="Hyperlink">
     <w:name w:val="Hyperlink"/>
